--- a/src/templates/Angebot-BWT.docx
+++ b/src/templates/Angebot-BWT.docx
@@ -15,611 +15,6 @@
         </w:rPr>
       </w:pPr>
       <w:r>
-        <w:rPr/>
-        <w:br/>
-      </w:r>
-      <w:r>
-        <w:rPr>
-          <w:rFonts w:eastAsia="Open Sans" w:cs="Open Sans" w:ascii="Open Sans" w:hAnsi="Open Sans"/>
-          <w:color w:val="070707"/>
-          <w:sz w:val="17"/>
-          <w:szCs w:val="17"/>
-        </w:rPr>
-        <w:t>EmC2 Attila Landgrafe, Waldstraße 5, 95032 Hof</w:t>
-      </w:r>
-    </w:p>
-    <w:p>
-      <w:pPr>
-        <w:pStyle w:val="normal1"/>
-        <w:rPr>
-          <w:rFonts w:ascii="Open Sans" w:hAnsi="Open Sans" w:eastAsia="Open Sans" w:cs="Open Sans"/>
-          <w:color w:val="070707"/>
-          <w:sz w:val="17"/>
-          <w:szCs w:val="17"/>
-        </w:rPr>
-      </w:pPr>
-      <w:r>
-        <w:rPr>
-          <w:rFonts w:eastAsia="Open Sans" w:cs="Open Sans" w:ascii="Open Sans" w:hAnsi="Open Sans"/>
-          <w:color w:val="070707"/>
-          <w:sz w:val="17"/>
-          <w:szCs w:val="17"/>
-        </w:rPr>
-      </w:r>
-    </w:p>
-    <w:tbl>
-      <w:tblPr>
-        <w:tblStyle w:val="NormalTable0"/>
-        <w:tblW w:w="10035" w:type="dxa"/>
-        <w:jc w:val="left"/>
-        <w:tblInd w:w="0" w:type="dxa"/>
-        <w:tblLayout w:type="fixed"/>
-        <w:tblCellMar>
-          <w:top w:w="0" w:type="dxa"/>
-          <w:left w:w="10" w:type="dxa"/>
-          <w:bottom w:w="0" w:type="dxa"/>
-          <w:right w:w="10" w:type="dxa"/>
-        </w:tblCellMar>
-        <w:tblLook w:val="04a0" w:noVBand="1" w:noHBand="0" w:lastColumn="0" w:firstColumn="1" w:lastRow="0" w:firstRow="1"/>
-      </w:tblPr>
-      <w:tblGrid>
-        <w:gridCol w:w="4799"/>
-        <w:gridCol w:w="2268"/>
-        <w:gridCol w:w="2968"/>
-      </w:tblGrid>
-      <w:tr>
-        <w:trPr>
-          <w:trHeight w:val="1380" w:hRule="atLeast"/>
-        </w:trPr>
-        <w:tc>
-          <w:tcPr>
-            <w:tcW w:w="4799" w:type="dxa"/>
-            <w:tcBorders>
-              <w:top w:val="single" w:sz="8" w:space="0" w:color="FFFFFF"/>
-              <w:left w:val="single" w:sz="8" w:space="0" w:color="FFFFFF"/>
-              <w:bottom w:val="single" w:sz="8" w:space="0" w:color="FFFFFF"/>
-              <w:right w:val="single" w:sz="8" w:space="0" w:color="FFFFFF"/>
-            </w:tcBorders>
-          </w:tcPr>
-          <w:p>
-            <w:pPr>
-              <w:pStyle w:val="Normal"/>
-              <w:suppressAutoHyphens w:val="true"/>
-              <w:spacing w:lineRule="auto" w:line="278" w:before="0" w:after="0"/>
-              <w:ind w:right="314"/>
-              <w:jc w:val="left"/>
-              <w:rPr>
-                <w:rFonts w:ascii="Open Sans" w:hAnsi="Open Sans"/>
-              </w:rPr>
-            </w:pPr>
-            <w:r>
-              <w:rPr>
-                <w:rFonts w:ascii="Open Sans" w:hAnsi="Open Sans"/>
-              </w:rPr>
-              <w:t>{KundenAnschrift}</w:t>
-            </w:r>
-          </w:p>
-          <w:p>
-            <w:pPr>
-              <w:pStyle w:val="Normal"/>
-              <w:suppressAutoHyphens w:val="true"/>
-              <w:spacing w:lineRule="auto" w:line="278" w:before="0" w:after="0"/>
-              <w:ind w:right="314"/>
-              <w:jc w:val="left"/>
-              <w:rPr>
-                <w:rFonts w:ascii="Open Sans" w:hAnsi="Open Sans" w:eastAsia="Open Sans" w:cs="Open Sans"/>
-                <w:color w:val="1F1F1F"/>
-              </w:rPr>
-            </w:pPr>
-            <w:r>
-              <w:rPr>
-                <w:rFonts w:eastAsia="Open Sans" w:cs="Open Sans" w:ascii="Open Sans" w:hAnsi="Open Sans"/>
-                <w:kern w:val="0"/>
-                <w:sz w:val="22"/>
-                <w:szCs w:val="22"/>
-                <w:lang w:val="pl-PL" w:eastAsia="pl-PL" w:bidi="ar-SA"/>
-              </w:rPr>
-              <w:t>{Adresse}</w:t>
-            </w:r>
-          </w:p>
-          <w:p>
-            <w:pPr>
-              <w:pStyle w:val="normal1"/>
-              <w:suppressAutoHyphens w:val="true"/>
-              <w:spacing w:lineRule="auto" w:line="278" w:before="0" w:after="0"/>
-              <w:ind w:right="314"/>
-              <w:jc w:val="left"/>
-              <w:rPr>
-                <w:rFonts w:ascii="Open Sans" w:hAnsi="Open Sans" w:eastAsia="Open Sans" w:cs="Open Sans"/>
-                <w:color w:val="070707"/>
-                <w:sz w:val="17"/>
-                <w:szCs w:val="17"/>
-              </w:rPr>
-            </w:pPr>
-            <w:r>
-              <w:rPr>
-                <w:rFonts w:eastAsia="Open Sans" w:cs="Open Sans" w:ascii="Open Sans" w:hAnsi="Open Sans"/>
-                <w:kern w:val="0"/>
-                <w:sz w:val="22"/>
-                <w:szCs w:val="22"/>
-                <w:lang w:val="pl-PL" w:eastAsia="pl-PL" w:bidi="ar-SA"/>
-              </w:rPr>
-              <w:t>{PLZ} {Stadt}</w:t>
-            </w:r>
-          </w:p>
-        </w:tc>
-        <w:tc>
-          <w:tcPr>
-            <w:tcW w:w="2268" w:type="dxa"/>
-            <w:tcBorders>
-              <w:top w:val="single" w:sz="8" w:space="0" w:color="FFFFFF"/>
-              <w:left w:val="single" w:sz="8" w:space="0" w:color="FFFFFF"/>
-              <w:bottom w:val="single" w:sz="8" w:space="0" w:color="FFFFFF"/>
-              <w:right w:val="single" w:sz="8" w:space="0" w:color="FFFFFF"/>
-            </w:tcBorders>
-          </w:tcPr>
-          <w:p>
-            <w:pPr>
-              <w:pStyle w:val="Normal"/>
-              <w:suppressAutoHyphens w:val="true"/>
-              <w:spacing w:lineRule="auto" w:line="276" w:before="0" w:after="0"/>
-              <w:ind w:right="127"/>
-              <w:jc w:val="left"/>
-              <w:rPr>
-                <w:rFonts w:ascii="Open Sans" w:hAnsi="Open Sans"/>
-                <w:sz w:val="22"/>
-                <w:szCs w:val="22"/>
-              </w:rPr>
-            </w:pPr>
-            <w:r>
-              <w:rPr>
-                <w:rFonts w:eastAsia="Open Sans" w:cs="Open Sans" w:ascii="Open Sans" w:hAnsi="Open Sans"/>
-                <w:color w:val="1F1F1F"/>
-                <w:kern w:val="0"/>
-                <w:sz w:val="22"/>
-                <w:szCs w:val="22"/>
-                <w:lang w:val="de-DE" w:eastAsia="pl-PL" w:bidi="ar-SA"/>
-              </w:rPr>
-              <w:t>Angebotsnummer</w:t>
-            </w:r>
-            <w:r>
-              <w:rPr>
-                <w:rFonts w:eastAsia="Open Sans" w:cs="Open Sans" w:ascii="Open Sans" w:hAnsi="Open Sans"/>
-                <w:kern w:val="0"/>
-                <w:sz w:val="22"/>
-                <w:szCs w:val="22"/>
-                <w:lang w:val="de-DE" w:eastAsia="pl-PL" w:bidi="ar-SA"/>
-              </w:rPr>
-              <w:t xml:space="preserve">        </w:t>
-            </w:r>
-            <w:r>
-              <w:rPr>
-                <w:rFonts w:eastAsia="Open Sans" w:cs="Open Sans" w:ascii="Open Sans" w:hAnsi="Open Sans"/>
-                <w:color w:val="1F1F1F"/>
-                <w:kern w:val="0"/>
-                <w:sz w:val="22"/>
-                <w:szCs w:val="22"/>
-                <w:lang w:val="de-DE" w:eastAsia="pl-PL" w:bidi="ar-SA"/>
-              </w:rPr>
-              <w:t>Datum</w:t>
-            </w:r>
-          </w:p>
-          <w:p>
-            <w:pPr>
-              <w:pStyle w:val="Normal"/>
-              <w:suppressAutoHyphens w:val="true"/>
-              <w:spacing w:lineRule="auto" w:line="276" w:before="0" w:after="0"/>
-              <w:ind w:right="127"/>
-              <w:jc w:val="left"/>
-              <w:rPr>
-                <w:rFonts w:ascii="Open Sans" w:hAnsi="Open Sans"/>
-                <w:sz w:val="22"/>
-                <w:szCs w:val="22"/>
-              </w:rPr>
-            </w:pPr>
-            <w:r>
-              <w:rPr>
-                <w:rFonts w:eastAsia="Open Sans" w:cs="Open Sans" w:ascii="Open Sans" w:hAnsi="Open Sans"/>
-                <w:color w:val="1F1F1F"/>
-                <w:kern w:val="0"/>
-                <w:sz w:val="22"/>
-                <w:szCs w:val="22"/>
-                <w:lang w:val="de-DE" w:eastAsia="pl-PL" w:bidi="ar-SA"/>
-              </w:rPr>
-              <w:t>Ansprechpartner</w:t>
-            </w:r>
-          </w:p>
-          <w:p>
-            <w:pPr>
-              <w:pStyle w:val="normal1"/>
-              <w:suppressAutoHyphens w:val="true"/>
-              <w:spacing w:lineRule="auto" w:line="276" w:before="0" w:after="0"/>
-              <w:ind w:right="127"/>
-              <w:jc w:val="left"/>
-              <w:rPr>
-                <w:rFonts w:ascii="Open Sans" w:hAnsi="Open Sans"/>
-                <w:sz w:val="22"/>
-                <w:szCs w:val="22"/>
-              </w:rPr>
-            </w:pPr>
-            <w:r>
-              <w:rPr>
-                <w:rFonts w:eastAsia="Open Sans" w:cs="Open Sans" w:ascii="Open Sans" w:hAnsi="Open Sans"/>
-                <w:color w:val="1F1F1F"/>
-                <w:kern w:val="0"/>
-                <w:sz w:val="22"/>
-                <w:szCs w:val="22"/>
-                <w:lang w:val="de-DE" w:eastAsia="pl-PL" w:bidi="ar-SA"/>
-              </w:rPr>
-              <w:t>Telefon</w:t>
-              <w:br/>
-              <w:t>E-Mail</w:t>
-            </w:r>
-          </w:p>
-          <w:p>
-            <w:pPr>
-              <w:pStyle w:val="normal1"/>
-              <w:suppressAutoHyphens w:val="true"/>
-              <w:spacing w:lineRule="auto" w:line="276" w:before="0" w:after="0"/>
-              <w:ind w:right="127"/>
-              <w:jc w:val="left"/>
-              <w:rPr>
-                <w:rFonts w:ascii="Open Sans" w:hAnsi="Open Sans"/>
-                <w:sz w:val="22"/>
-                <w:szCs w:val="22"/>
-              </w:rPr>
-            </w:pPr>
-            <w:r>
-              <w:rPr>
-                <w:rFonts w:eastAsia="Open Sans" w:cs="Open Sans" w:ascii="Open Sans" w:hAnsi="Open Sans"/>
-                <w:color w:val="070707"/>
-                <w:kern w:val="0"/>
-                <w:sz w:val="22"/>
-                <w:szCs w:val="22"/>
-                <w:lang w:val="de-DE" w:eastAsia="pl-PL" w:bidi="ar-SA"/>
-              </w:rPr>
-              <w:t>Referenz</w:t>
-            </w:r>
-          </w:p>
-        </w:tc>
-        <w:tc>
-          <w:tcPr>
-            <w:tcW w:w="2968" w:type="dxa"/>
-            <w:tcBorders>
-              <w:top w:val="single" w:sz="8" w:space="0" w:color="FFFFFF"/>
-              <w:left w:val="single" w:sz="8" w:space="0" w:color="FFFFFF"/>
-              <w:bottom w:val="single" w:sz="8" w:space="0" w:color="FFFFFF"/>
-              <w:right w:val="single" w:sz="8" w:space="0" w:color="FFFFFF"/>
-            </w:tcBorders>
-          </w:tcPr>
-          <w:p>
-            <w:pPr>
-              <w:pStyle w:val="Normal"/>
-              <w:suppressAutoHyphens w:val="true"/>
-              <w:spacing w:lineRule="auto" w:line="276" w:before="0" w:after="0"/>
-              <w:jc w:val="right"/>
-              <w:rPr>
-                <w:rFonts w:ascii="Open Sans" w:hAnsi="Open Sans"/>
-                <w:sz w:val="22"/>
-                <w:szCs w:val="22"/>
-              </w:rPr>
-            </w:pPr>
-            <w:r>
-              <w:rPr>
-                <w:rFonts w:eastAsia="Open Sans" w:cs="Open Sans" w:ascii="Open Sans" w:hAnsi="Open Sans"/>
-                <w:kern w:val="0"/>
-                <w:sz w:val="22"/>
-                <w:szCs w:val="22"/>
-                <w:lang w:val="de-DE" w:eastAsia="pl-PL" w:bidi="ar-SA"/>
-              </w:rPr>
-              <w:t>{</w:t>
-            </w:r>
-            <w:r>
-              <w:rPr>
-                <w:rFonts w:eastAsia="Open Sans" w:cs="Open Sans" w:ascii="Open Sans" w:hAnsi="Open Sans"/>
-                <w:color w:val="1F1F1F"/>
-                <w:kern w:val="0"/>
-                <w:sz w:val="22"/>
-                <w:szCs w:val="22"/>
-                <w:lang w:val="de-DE" w:eastAsia="pl-PL" w:bidi="ar-SA"/>
-              </w:rPr>
-              <w:t>Angebotsnummer</w:t>
-            </w:r>
-            <w:r>
-              <w:rPr>
-                <w:rFonts w:eastAsia="Open Sans" w:cs="Open Sans" w:ascii="Open Sans" w:hAnsi="Open Sans"/>
-                <w:kern w:val="0"/>
-                <w:sz w:val="22"/>
-                <w:szCs w:val="22"/>
-                <w:lang w:val="de-DE" w:eastAsia="pl-PL" w:bidi="ar-SA"/>
-              </w:rPr>
-              <w:t>}</w:t>
-            </w:r>
-          </w:p>
-          <w:p>
-            <w:pPr>
-              <w:pStyle w:val="Normal"/>
-              <w:suppressAutoHyphens w:val="true"/>
-              <w:spacing w:lineRule="auto" w:line="276" w:before="0" w:after="0"/>
-              <w:jc w:val="right"/>
-              <w:rPr>
-                <w:rFonts w:ascii="Open Sans" w:hAnsi="Open Sans"/>
-                <w:sz w:val="22"/>
-                <w:szCs w:val="22"/>
-              </w:rPr>
-            </w:pPr>
-            <w:r>
-              <w:rPr>
-                <w:rFonts w:eastAsia="Open Sans" w:cs="Open Sans" w:ascii="Open Sans" w:hAnsi="Open Sans"/>
-                <w:kern w:val="0"/>
-                <w:sz w:val="22"/>
-                <w:szCs w:val="22"/>
-                <w:lang w:val="de-DE" w:eastAsia="pl-PL" w:bidi="ar-SA"/>
-              </w:rPr>
-              <w:t>{</w:t>
-            </w:r>
-            <w:r>
-              <w:rPr>
-                <w:rFonts w:eastAsia="Open Sans" w:cs="Open Sans" w:ascii="Open Sans" w:hAnsi="Open Sans"/>
-                <w:color w:val="1F1F1F"/>
-                <w:kern w:val="0"/>
-                <w:sz w:val="22"/>
-                <w:szCs w:val="22"/>
-                <w:lang w:val="de-DE" w:eastAsia="pl-PL" w:bidi="ar-SA"/>
-              </w:rPr>
-              <w:t>Datum</w:t>
-            </w:r>
-            <w:r>
-              <w:rPr>
-                <w:rFonts w:eastAsia="Open Sans" w:cs="Open Sans" w:ascii="Open Sans" w:hAnsi="Open Sans"/>
-                <w:kern w:val="0"/>
-                <w:sz w:val="22"/>
-                <w:szCs w:val="22"/>
-                <w:lang w:val="de-DE" w:eastAsia="pl-PL" w:bidi="ar-SA"/>
-              </w:rPr>
-              <w:t>}</w:t>
-            </w:r>
-            <w:r>
-              <w:rPr>
-                <w:rFonts w:eastAsia="Calibri" w:cs="Calibri" w:ascii="Open Sans" w:hAnsi="Open Sans"/>
-                <w:kern w:val="0"/>
-                <w:sz w:val="22"/>
-                <w:szCs w:val="22"/>
-                <w:lang w:val="de-DE" w:eastAsia="pl-PL" w:bidi="ar-SA"/>
-              </w:rPr>
-              <w:br/>
-            </w:r>
-            <w:r>
-              <w:rPr>
-                <w:rFonts w:eastAsia="Open Sans" w:cs="Open Sans" w:ascii="Open Sans" w:hAnsi="Open Sans"/>
-                <w:kern w:val="0"/>
-                <w:sz w:val="22"/>
-                <w:szCs w:val="22"/>
-                <w:lang w:val="de-DE" w:eastAsia="pl-PL" w:bidi="ar-SA"/>
-              </w:rPr>
-              <w:t>{</w:t>
-            </w:r>
-            <w:r>
-              <w:rPr>
-                <w:rFonts w:eastAsia="Open Sans" w:cs="Open Sans" w:ascii="Open Sans" w:hAnsi="Open Sans"/>
-                <w:color w:val="1F1F1F"/>
-                <w:kern w:val="0"/>
-                <w:sz w:val="22"/>
-                <w:szCs w:val="22"/>
-                <w:lang w:val="de-DE" w:eastAsia="pl-PL" w:bidi="ar-SA"/>
-              </w:rPr>
-              <w:t>Ansprechpartner</w:t>
-            </w:r>
-            <w:r>
-              <w:rPr>
-                <w:rFonts w:eastAsia="Open Sans" w:cs="Open Sans" w:ascii="Open Sans" w:hAnsi="Open Sans"/>
-                <w:kern w:val="0"/>
-                <w:sz w:val="22"/>
-                <w:szCs w:val="22"/>
-                <w:lang w:val="de-DE" w:eastAsia="pl-PL" w:bidi="ar-SA"/>
-              </w:rPr>
-              <w:t>}</w:t>
-            </w:r>
-            <w:r>
-              <w:rPr>
-                <w:rFonts w:eastAsia="Calibri" w:cs="Calibri" w:ascii="Open Sans" w:hAnsi="Open Sans"/>
-                <w:kern w:val="0"/>
-                <w:sz w:val="22"/>
-                <w:szCs w:val="22"/>
-                <w:lang w:val="de-DE" w:eastAsia="pl-PL" w:bidi="ar-SA"/>
-              </w:rPr>
-              <w:br/>
-            </w:r>
-            <w:r>
-              <w:rPr>
-                <w:rFonts w:eastAsia="Open Sans" w:cs="Open Sans" w:ascii="Open Sans" w:hAnsi="Open Sans"/>
-                <w:color w:val="1F1F1F"/>
-                <w:kern w:val="0"/>
-                <w:sz w:val="22"/>
-                <w:szCs w:val="22"/>
-                <w:lang w:val="de-DE" w:eastAsia="pl-PL" w:bidi="ar-SA"/>
-              </w:rPr>
-              <w:t xml:space="preserve">          09281 5915900</w:t>
-            </w:r>
-          </w:p>
-          <w:p>
-            <w:pPr>
-              <w:pStyle w:val="normal1"/>
-              <w:suppressAutoHyphens w:val="true"/>
-              <w:spacing w:lineRule="auto" w:line="276" w:before="0" w:after="0"/>
-              <w:jc w:val="right"/>
-              <w:rPr/>
-            </w:pPr>
-            <w:hyperlink r:id="rId2">
-              <w:r>
-                <w:rPr>
-                  <w:rStyle w:val="Hyperlink"/>
-                  <w:rFonts w:eastAsia="Open Sans" w:cs="Open Sans" w:ascii="Open Sans" w:hAnsi="Open Sans"/>
-                  <w:color w:val="000000"/>
-                  <w:kern w:val="0"/>
-                  <w:sz w:val="22"/>
-                  <w:szCs w:val="22"/>
-                  <w:u w:val="none"/>
-                  <w:lang w:val="de-DE" w:eastAsia="pl-PL" w:bidi="ar-SA"/>
-                </w:rPr>
-                <w:t>service@e-m-c-2.de</w:t>
-              </w:r>
-            </w:hyperlink>
-          </w:p>
-          <w:p>
-            <w:pPr>
-              <w:pStyle w:val="normal1"/>
-              <w:suppressAutoHyphens w:val="true"/>
-              <w:spacing w:lineRule="auto" w:line="276" w:before="0" w:after="0"/>
-              <w:jc w:val="right"/>
-              <w:rPr>
-                <w:rFonts w:ascii="Open Sans" w:hAnsi="Open Sans"/>
-                <w:sz w:val="22"/>
-                <w:szCs w:val="22"/>
-              </w:rPr>
-            </w:pPr>
-            <w:r>
-              <w:rPr>
-                <w:rFonts w:eastAsia="Open Sans" w:cs="Open Sans" w:ascii="Open Sans" w:hAnsi="Open Sans"/>
-                <w:color w:val="1F1F1F"/>
-                <w:kern w:val="0"/>
-                <w:sz w:val="22"/>
-                <w:szCs w:val="22"/>
-                <w:lang w:val="pl-PL" w:eastAsia="pl-PL" w:bidi="ar-SA"/>
-              </w:rPr>
-              <w:t>{Kundennummer}</w:t>
-            </w:r>
-          </w:p>
-          <w:p>
-            <w:pPr>
-              <w:pStyle w:val="Normal"/>
-              <w:suppressAutoHyphens w:val="true"/>
-              <w:spacing w:before="0" w:after="0"/>
-              <w:ind w:right="127"/>
-              <w:jc w:val="right"/>
-              <w:rPr>
-                <w:rFonts w:ascii="Open Sans" w:hAnsi="Open Sans"/>
-                <w:sz w:val="22"/>
-                <w:szCs w:val="22"/>
-                <w:lang w:val="pl-PL"/>
-              </w:rPr>
-            </w:pPr>
-            <w:r>
-              <w:rPr>
-                <w:rFonts w:ascii="Open Sans" w:hAnsi="Open Sans"/>
-                <w:sz w:val="22"/>
-                <w:szCs w:val="22"/>
-                <w:lang w:val="pl-PL"/>
-              </w:rPr>
-            </w:r>
-          </w:p>
-        </w:tc>
-      </w:tr>
-      <w:tr>
-        <w:trPr>
-          <w:trHeight w:val="370" w:hRule="atLeast"/>
-        </w:trPr>
-        <w:tc>
-          <w:tcPr>
-            <w:tcW w:w="4799" w:type="dxa"/>
-            <w:tcBorders>
-              <w:top w:val="single" w:sz="8" w:space="0" w:color="FFFFFF"/>
-              <w:left w:val="single" w:sz="8" w:space="0" w:color="FFFFFF"/>
-              <w:bottom w:val="single" w:sz="8" w:space="0" w:color="FFFFFF"/>
-              <w:right w:val="single" w:sz="8" w:space="0" w:color="FFFFFF"/>
-            </w:tcBorders>
-          </w:tcPr>
-          <w:p>
-            <w:pPr>
-              <w:pStyle w:val="normal1"/>
-              <w:suppressAutoHyphens w:val="true"/>
-              <w:spacing w:before="0" w:after="0"/>
-              <w:jc w:val="left"/>
-              <w:rPr>
-                <w:rFonts w:ascii="Open Sans" w:hAnsi="Open Sans" w:eastAsia="Open Sans" w:cs="Open Sans"/>
-                <w:color w:val="070707"/>
-                <w:sz w:val="17"/>
-                <w:szCs w:val="17"/>
-                <w:lang w:val="de-DE"/>
-              </w:rPr>
-            </w:pPr>
-            <w:r>
-              <w:rPr>
-                <w:rFonts w:eastAsia="Open Sans" w:cs="Open Sans" w:ascii="Open Sans" w:hAnsi="Open Sans"/>
-                <w:color w:val="070707"/>
-                <w:sz w:val="17"/>
-                <w:szCs w:val="17"/>
-                <w:lang w:val="de-DE"/>
-              </w:rPr>
-            </w:r>
-          </w:p>
-        </w:tc>
-        <w:tc>
-          <w:tcPr>
-            <w:tcW w:w="5236" w:type="dxa"/>
-            <w:gridSpan w:val="2"/>
-            <w:tcBorders>
-              <w:top w:val="single" w:sz="8" w:space="0" w:color="FFFFFF"/>
-              <w:left w:val="single" w:sz="8" w:space="0" w:color="FFFFFF"/>
-              <w:bottom w:val="single" w:sz="8" w:space="0" w:color="FFFFFF"/>
-              <w:right w:val="single" w:sz="8" w:space="0" w:color="FFFFFF"/>
-            </w:tcBorders>
-          </w:tcPr>
-          <w:p>
-            <w:pPr>
-              <w:pStyle w:val="Normal"/>
-              <w:suppressAutoHyphens w:val="true"/>
-              <w:spacing w:before="0" w:after="0"/>
-              <w:ind w:right="127"/>
-              <w:jc w:val="left"/>
-              <w:rPr>
-                <w:rFonts w:ascii="Open Sans" w:hAnsi="Open Sans" w:eastAsia="Open Sans" w:cs="Open Sans"/>
-                <w:color w:val="070707"/>
-                <w:sz w:val="17"/>
-                <w:szCs w:val="17"/>
-              </w:rPr>
-            </w:pPr>
-            <w:r>
-              <w:rPr>
-                <w:rFonts w:eastAsia="Open Sans" w:cs="Open Sans" w:ascii="Open Sans" w:hAnsi="Open Sans"/>
-                <w:color w:val="070707"/>
-                <w:sz w:val="17"/>
-                <w:szCs w:val="17"/>
-              </w:rPr>
-            </w:r>
-          </w:p>
-        </w:tc>
-      </w:tr>
-    </w:tbl>
-    <w:p>
-      <w:pPr>
-        <w:pStyle w:val="normal1"/>
-        <w:rPr>
-          <w:rFonts w:ascii="Open Sans" w:hAnsi="Open Sans" w:eastAsia="Open Sans" w:cs="Open Sans"/>
-          <w:color w:val="000000"/>
-        </w:rPr>
-      </w:pPr>
-      <w:r>
-        <w:rPr>
-          <w:rFonts w:eastAsia="Open Sans" w:cs="Open Sans" w:ascii="Open Sans" w:hAnsi="Open Sans"/>
-          <w:color w:val="000000"/>
-        </w:rPr>
-      </w:r>
-    </w:p>
-    <w:p>
-      <w:pPr>
-        <w:pStyle w:val="Normal"/>
-        <w:spacing w:before="156" w:after="0"/>
-        <w:rPr>
-          <w:rFonts w:ascii="Arial" w:hAnsi="Arial" w:eastAsia="Arial" w:cs="Arial"/>
-          <w:b/>
-          <w:bCs/>
-          <w:color w:val="000000"/>
-          <w:sz w:val="24"/>
-          <w:szCs w:val="24"/>
-        </w:rPr>
-      </w:pPr>
-      <w:r>
         <w:rPr>
           <w:rFonts w:eastAsia="Arial" w:cs="Arial" w:ascii="Arial" w:hAnsi="Arial"/>
           <w:b/>
@@ -628,8 +23,1235 @@
           <w:sz w:val="24"/>
           <w:szCs w:val="24"/>
         </w:rPr>
-        <w:t xml:space="preserve">  </w:t>
       </w:r>
+      <w:r>
+        <mc:AlternateContent>
+          <mc:Choice Requires="wps">
+            <w:drawing>
+              <wp:anchor behindDoc="0" distT="72390" distB="72390" distL="72390" distR="72390" simplePos="0" locked="0" layoutInCell="0" allowOverlap="1" relativeHeight="5">
+                <wp:simplePos x="0" y="0"/>
+                <wp:positionH relativeFrom="page">
+                  <wp:posOffset>720090</wp:posOffset>
+                </wp:positionH>
+                <wp:positionV relativeFrom="page">
+                  <wp:posOffset>1475740</wp:posOffset>
+                </wp:positionV>
+                <wp:extent cx="6332855" cy="2288540"/>
+                <wp:effectExtent l="0" t="0" r="0" b="0"/>
+                <wp:wrapSquare wrapText="bothSides"/>
+                <wp:docPr id="1" name="Frame1"/>
+                <a:graphic xmlns:a="http://schemas.openxmlformats.org/drawingml/2006/main">
+                  <a:graphicData uri="http://schemas.microsoft.com/office/word/2010/wordprocessingShape">
+                    <wps:wsp>
+                      <wps:cNvSpPr txBox="1"/>
+                      <wps:spPr>
+                        <a:xfrm>
+                          <a:off x="0" y="0"/>
+                          <a:ext cx="6332855" cy="2288540"/>
+                        </a:xfrm>
+                        <a:prstGeom prst="rect"/>
+                        <a:solidFill>
+                          <a:srgbClr val="FFFFFF"/>
+                        </a:solidFill>
+                      </wps:spPr>
+                      <wps:txbx>
+                        <w:txbxContent>
+                          <w:p>
+                            <w:pPr>
+                              <w:pStyle w:val="Normal"/>
+                              <w:widowControl w:val="false"/>
+                              <w:suppressAutoHyphens w:val="true"/>
+                              <w:bidi w:val="0"/>
+                              <w:spacing w:before="170" w:after="170"/>
+                              <w:ind w:hanging="0" w:left="0" w:right="5216"/>
+                              <w:jc w:val="left"/>
+                              <w:rPr>
+                                <w:rFonts w:ascii="Open Sans" w:hAnsi="Open Sans" w:eastAsia="Open Sans" w:cs="Open Sans"/>
+                                <w:color w:val="070707"/>
+                                <w:sz w:val="17"/>
+                                <w:szCs w:val="17"/>
+                              </w:rPr>
+                            </w:pPr>
+                            <w:r>
+                              <w:rPr>
+                                <w:rFonts w:eastAsia="Open Sans" w:cs="Open Sans" w:ascii="Open Sans" w:hAnsi="Open Sans"/>
+                                <w:color w:val="070707"/>
+                                <w:sz w:val="17"/>
+                                <w:szCs w:val="17"/>
+                              </w:rPr>
+                              <w:t>EmC2 Attila Landgrafe, Waldstraße 5, 95032 Hof</w:t>
+                            </w:r>
+                          </w:p>
+                          <w:p>
+                            <w:pPr>
+                              <w:pStyle w:val="Normal"/>
+                              <w:widowControl w:val="false"/>
+                              <w:suppressAutoHyphens w:val="true"/>
+                              <w:bidi w:val="0"/>
+                              <w:spacing w:before="170" w:after="170"/>
+                              <w:ind w:hanging="0" w:left="0" w:right="5216"/>
+                              <w:jc w:val="left"/>
+                              <w:rPr>
+                                <w:rFonts w:ascii="Open Sans" w:hAnsi="Open Sans" w:eastAsia="Open Sans" w:cs="Open Sans"/>
+                                <w:color w:val="070707"/>
+                                <w:sz w:val="17"/>
+                                <w:szCs w:val="17"/>
+                              </w:rPr>
+                            </w:pPr>
+                            <w:r>
+                              <w:rPr>
+                                <w:rFonts w:eastAsia="Open Sans" w:cs="Open Sans" w:ascii="Open Sans" w:hAnsi="Open Sans"/>
+                                <w:color w:val="070707"/>
+                                <w:sz w:val="17"/>
+                                <w:szCs w:val="17"/>
+                              </w:rPr>
+                            </w:r>
+                          </w:p>
+                          <w:tbl>
+                            <w:tblPr>
+                              <w:tblStyle w:val="NormalTable0"/>
+                              <w:tblW w:w="10035" w:type="dxa"/>
+                              <w:jc w:val="left"/>
+                              <w:tblInd w:w="0" w:type="dxa"/>
+                              <w:tblLayout w:type="fixed"/>
+                              <w:tblCellMar>
+                                <w:top w:w="0" w:type="dxa"/>
+                                <w:left w:w="10" w:type="dxa"/>
+                                <w:bottom w:w="0" w:type="dxa"/>
+                                <w:right w:w="10" w:type="dxa"/>
+                              </w:tblCellMar>
+                              <w:tblLook w:val="04a0" w:noVBand="1" w:noHBand="0" w:lastColumn="0" w:firstColumn="1" w:lastRow="0" w:firstRow="1"/>
+                            </w:tblPr>
+                            <w:tblGrid>
+                              <w:gridCol w:w="4799"/>
+                              <w:gridCol w:w="2401"/>
+                              <w:gridCol w:w="2835"/>
+                            </w:tblGrid>
+                            <w:tr>
+                              <w:trPr>
+                                <w:trHeight w:val="1380" w:hRule="atLeast"/>
+                              </w:trPr>
+                              <w:tc>
+                                <w:tcPr>
+                                  <w:tcW w:w="4799" w:type="dxa"/>
+                                  <w:tcBorders>
+                                    <w:top w:val="single" w:sz="8" w:space="0" w:color="FFFFFF"/>
+                                    <w:left w:val="single" w:sz="8" w:space="0" w:color="FFFFFF"/>
+                                    <w:bottom w:val="single" w:sz="8" w:space="0" w:color="FFFFFF"/>
+                                    <w:right w:val="single" w:sz="8" w:space="0" w:color="FFFFFF"/>
+                                  </w:tcBorders>
+                                </w:tcPr>
+                                <w:p>
+                                  <w:pPr>
+                                    <w:pStyle w:val="Normal"/>
+                                    <w:suppressAutoHyphens w:val="true"/>
+                                    <w:spacing w:lineRule="auto" w:line="278" w:before="0" w:after="0"/>
+                                    <w:ind w:right="314"/>
+                                    <w:jc w:val="left"/>
+                                    <w:rPr>
+                                      <w:rFonts w:ascii="Open Sans" w:hAnsi="Open Sans" w:eastAsia="Open Sans" w:cs="Open Sans"/>
+                                    </w:rPr>
+                                  </w:pPr>
+                                  <w:r>
+                                    <w:rPr>
+                                      <w:rFonts w:eastAsia="Open Sans" w:cs="Open Sans" w:ascii="Open Sans" w:hAnsi="Open Sans"/>
+                                      <w:kern w:val="0"/>
+                                      <w:sz w:val="22"/>
+                                      <w:szCs w:val="22"/>
+                                      <w:lang w:val="pl-PL" w:eastAsia="pl-PL" w:bidi="ar-SA"/>
+                                    </w:rPr>
+                                    <w:t>{Anrede}</w:t>
+                                  </w:r>
+                                </w:p>
+                                <w:p>
+                                  <w:pPr>
+                                    <w:pStyle w:val="Normal"/>
+                                    <w:suppressAutoHyphens w:val="true"/>
+                                    <w:spacing w:lineRule="auto" w:line="278" w:before="0" w:after="0"/>
+                                    <w:ind w:right="314"/>
+                                    <w:jc w:val="left"/>
+                                    <w:rPr>
+                                      <w:rFonts w:ascii="Open Sans" w:hAnsi="Open Sans" w:eastAsia="Open Sans" w:cs="Open Sans"/>
+                                      <w:color w:val="1F1F1F"/>
+                                    </w:rPr>
+                                  </w:pPr>
+                                  <w:r>
+                                    <w:rPr>
+                                      <w:rFonts w:eastAsia="Open Sans" w:cs="Open Sans" w:ascii="Open Sans" w:hAnsi="Open Sans"/>
+                                      <w:kern w:val="0"/>
+                                      <w:sz w:val="22"/>
+                                      <w:szCs w:val="22"/>
+                                      <w:lang w:val="pl-PL" w:eastAsia="pl-PL" w:bidi="ar-SA"/>
+                                    </w:rPr>
+                                    <w:t>{Vorname} {Nachname}</w:t>
+                                  </w:r>
+                                </w:p>
+                                <w:p>
+                                  <w:pPr>
+                                    <w:pStyle w:val="Normal"/>
+                                    <w:suppressAutoHyphens w:val="true"/>
+                                    <w:spacing w:lineRule="auto" w:line="278" w:before="0" w:after="0"/>
+                                    <w:ind w:right="314"/>
+                                    <w:jc w:val="left"/>
+                                    <w:rPr>
+                                      <w:rFonts w:ascii="Open Sans" w:hAnsi="Open Sans" w:eastAsia="Open Sans" w:cs="Open Sans"/>
+                                      <w:color w:val="1F1F1F"/>
+                                    </w:rPr>
+                                  </w:pPr>
+                                  <w:r>
+                                    <w:rPr>
+                                      <w:rFonts w:eastAsia="Open Sans" w:cs="Open Sans" w:ascii="Open Sans" w:hAnsi="Open Sans"/>
+                                      <w:kern w:val="0"/>
+                                      <w:sz w:val="22"/>
+                                      <w:szCs w:val="22"/>
+                                      <w:lang w:val="pl-PL" w:eastAsia="pl-PL" w:bidi="ar-SA"/>
+                                    </w:rPr>
+                                    <w:t>{Adresse}</w:t>
+                                  </w:r>
+                                </w:p>
+                                <w:p>
+                                  <w:pPr>
+                                    <w:pStyle w:val="normal1"/>
+                                    <w:suppressAutoHyphens w:val="true"/>
+                                    <w:spacing w:lineRule="auto" w:line="278" w:before="0" w:after="0"/>
+                                    <w:ind w:right="314"/>
+                                    <w:jc w:val="left"/>
+                                    <w:rPr>
+                                      <w:rFonts w:ascii="Open Sans" w:hAnsi="Open Sans" w:eastAsia="Open Sans" w:cs="Open Sans"/>
+                                      <w:color w:val="070707"/>
+                                      <w:sz w:val="17"/>
+                                      <w:szCs w:val="17"/>
+                                    </w:rPr>
+                                  </w:pPr>
+                                  <w:r>
+                                    <w:rPr>
+                                      <w:rFonts w:eastAsia="Open Sans" w:cs="Open Sans" w:ascii="Open Sans" w:hAnsi="Open Sans"/>
+                                      <w:kern w:val="0"/>
+                                      <w:sz w:val="22"/>
+                                      <w:szCs w:val="22"/>
+                                      <w:lang w:val="pl-PL" w:eastAsia="pl-PL" w:bidi="ar-SA"/>
+                                    </w:rPr>
+                                    <w:t>{PLZ} {Stadt}</w:t>
+                                  </w:r>
+                                </w:p>
+                              </w:tc>
+                              <w:tc>
+                                <w:tcPr>
+                                  <w:tcW w:w="2401" w:type="dxa"/>
+                                  <w:tcBorders>
+                                    <w:top w:val="single" w:sz="8" w:space="0" w:color="FFFFFF"/>
+                                    <w:left w:val="single" w:sz="8" w:space="0" w:color="FFFFFF"/>
+                                    <w:bottom w:val="single" w:sz="8" w:space="0" w:color="FFFFFF"/>
+                                    <w:right w:val="single" w:sz="8" w:space="0" w:color="FFFFFF"/>
+                                  </w:tcBorders>
+                                </w:tcPr>
+                                <w:p>
+                                  <w:pPr>
+                                    <w:pStyle w:val="Normal"/>
+                                    <w:suppressAutoHyphens w:val="true"/>
+                                    <w:spacing w:lineRule="auto" w:line="276" w:before="0" w:after="0"/>
+                                    <w:ind w:right="127"/>
+                                    <w:jc w:val="left"/>
+                                    <w:rPr>
+                                      <w:rFonts w:ascii="Open Sans" w:hAnsi="Open Sans" w:eastAsia="Open Sans" w:cs="Open Sans"/>
+                                      <w:sz w:val="21"/>
+                                      <w:szCs w:val="21"/>
+                                      <w:lang w:val="de-DE"/>
+                                    </w:rPr>
+                                  </w:pPr>
+                                  <w:r>
+                                    <w:rPr>
+                                      <w:rFonts w:eastAsia="Open Sans" w:cs="Open Sans" w:ascii="Open Sans" w:hAnsi="Open Sans"/>
+                                      <w:color w:val="1F1F1F"/>
+                                      <w:kern w:val="0"/>
+                                      <w:sz w:val="21"/>
+                                      <w:szCs w:val="21"/>
+                                      <w:lang w:val="de-DE" w:eastAsia="pl-PL" w:bidi="ar-SA"/>
+                                    </w:rPr>
+                                    <w:t>Angebotsnummer</w:t>
+                                  </w:r>
+                                  <w:r>
+                                    <w:rPr>
+                                      <w:rFonts w:eastAsia="Open Sans" w:cs="Open Sans" w:ascii="Open Sans" w:hAnsi="Open Sans"/>
+                                      <w:kern w:val="0"/>
+                                      <w:sz w:val="21"/>
+                                      <w:szCs w:val="21"/>
+                                      <w:lang w:val="de-DE" w:eastAsia="pl-PL" w:bidi="ar-SA"/>
+                                    </w:rPr>
+                                    <w:t xml:space="preserve">        </w:t>
+                                  </w:r>
+                                  <w:r>
+                                    <w:rPr>
+                                      <w:rFonts w:eastAsia="Open Sans" w:cs="Open Sans" w:ascii="Open Sans" w:hAnsi="Open Sans"/>
+                                      <w:color w:val="1F1F1F"/>
+                                      <w:kern w:val="0"/>
+                                      <w:sz w:val="21"/>
+                                      <w:szCs w:val="21"/>
+                                      <w:lang w:val="de-DE" w:eastAsia="pl-PL" w:bidi="ar-SA"/>
+                                    </w:rPr>
+                                    <w:t>Datum</w:t>
+                                  </w:r>
+                                </w:p>
+                                <w:p>
+                                  <w:pPr>
+                                    <w:pStyle w:val="Normal"/>
+                                    <w:suppressAutoHyphens w:val="true"/>
+                                    <w:spacing w:lineRule="auto" w:line="276" w:before="0" w:after="0"/>
+                                    <w:ind w:right="127"/>
+                                    <w:jc w:val="left"/>
+                                    <w:rPr>
+                                      <w:rFonts w:ascii="Open Sans" w:hAnsi="Open Sans" w:eastAsia="Open Sans" w:cs="Open Sans"/>
+                                      <w:color w:val="1F1F1F"/>
+                                      <w:sz w:val="21"/>
+                                      <w:szCs w:val="21"/>
+                                      <w:lang w:val="de-DE"/>
+                                    </w:rPr>
+                                  </w:pPr>
+                                  <w:r>
+                                    <w:rPr>
+                                      <w:rFonts w:eastAsia="Open Sans" w:cs="Open Sans" w:ascii="Open Sans" w:hAnsi="Open Sans"/>
+                                      <w:color w:val="1F1F1F"/>
+                                      <w:kern w:val="0"/>
+                                      <w:sz w:val="21"/>
+                                      <w:szCs w:val="21"/>
+                                      <w:lang w:val="de-DE" w:eastAsia="pl-PL" w:bidi="ar-SA"/>
+                                    </w:rPr>
+                                    <w:t>Ansprechpartner</w:t>
+                                  </w:r>
+                                </w:p>
+                                <w:p>
+                                  <w:pPr>
+                                    <w:pStyle w:val="normal1"/>
+                                    <w:suppressAutoHyphens w:val="true"/>
+                                    <w:spacing w:lineRule="auto" w:line="276" w:before="0" w:after="0"/>
+                                    <w:ind w:right="127"/>
+                                    <w:jc w:val="left"/>
+                                    <w:rPr>
+                                      <w:rFonts w:ascii="Open Sans" w:hAnsi="Open Sans" w:eastAsia="Open Sans" w:cs="Open Sans"/>
+                                      <w:color w:val="070707"/>
+                                      <w:sz w:val="17"/>
+                                      <w:szCs w:val="17"/>
+                                      <w:lang w:val="de-DE"/>
+                                    </w:rPr>
+                                  </w:pPr>
+                                  <w:r>
+                                    <w:rPr>
+                                      <w:rFonts w:eastAsia="Open Sans" w:cs="Open Sans" w:ascii="Open Sans" w:hAnsi="Open Sans"/>
+                                      <w:color w:val="1F1F1F"/>
+                                      <w:kern w:val="0"/>
+                                      <w:sz w:val="21"/>
+                                      <w:szCs w:val="21"/>
+                                      <w:lang w:val="de-DE" w:eastAsia="pl-PL" w:bidi="ar-SA"/>
+                                    </w:rPr>
+                                    <w:t>Telefon</w:t>
+                                    <w:br/>
+                                    <w:t>E-Mail</w:t>
+                                  </w:r>
+                                </w:p>
+                                <w:p>
+                                  <w:pPr>
+                                    <w:pStyle w:val="Normal"/>
+                                    <w:suppressAutoHyphens w:val="true"/>
+                                    <w:spacing w:before="0" w:after="0"/>
+                                    <w:ind w:right="127"/>
+                                    <w:jc w:val="left"/>
+                                    <w:rPr>
+                                      <w:rFonts w:ascii="Open Sans" w:hAnsi="Open Sans"/>
+                                      <w:b w:val="false"/>
+                                      <w:bCs w:val="false"/>
+                                      <w:sz w:val="21"/>
+                                      <w:szCs w:val="21"/>
+                                    </w:rPr>
+                                  </w:pPr>
+                                  <w:r>
+                                    <w:rPr>
+                                      <w:rFonts w:ascii="Open Sans" w:hAnsi="Open Sans"/>
+                                      <w:b w:val="false"/>
+                                      <w:bCs w:val="false"/>
+                                      <w:sz w:val="21"/>
+                                      <w:szCs w:val="21"/>
+                                      <w:lang w:val="pl-PL"/>
+                                    </w:rPr>
+                                    <w:t>Referenz</w:t>
+                                  </w:r>
+                                </w:p>
+                                <w:p>
+                                  <w:pPr>
+                                    <w:pStyle w:val="normal1"/>
+                                    <w:suppressAutoHyphens w:val="true"/>
+                                    <w:spacing w:lineRule="auto" w:line="276" w:before="0" w:after="0"/>
+                                    <w:ind w:right="127"/>
+                                    <w:jc w:val="left"/>
+                                    <w:rPr>
+                                      <w:rFonts w:ascii="Open Sans" w:hAnsi="Open Sans" w:eastAsia="Open Sans" w:cs="Open Sans"/>
+                                      <w:color w:val="070707"/>
+                                      <w:sz w:val="17"/>
+                                      <w:szCs w:val="17"/>
+                                      <w:lang w:val="de-DE"/>
+                                    </w:rPr>
+                                  </w:pPr>
+                                  <w:r>
+                                    <w:rPr>
+                                      <w:rFonts w:eastAsia="Open Sans" w:cs="Open Sans" w:ascii="Open Sans" w:hAnsi="Open Sans"/>
+                                      <w:color w:val="070707"/>
+                                      <w:sz w:val="17"/>
+                                      <w:szCs w:val="17"/>
+                                      <w:lang w:val="de-DE"/>
+                                    </w:rPr>
+                                  </w:r>
+                                </w:p>
+                              </w:tc>
+                              <w:tc>
+                                <w:tcPr>
+                                  <w:tcW w:w="2835" w:type="dxa"/>
+                                  <w:tcBorders>
+                                    <w:top w:val="single" w:sz="8" w:space="0" w:color="FFFFFF"/>
+                                    <w:left w:val="single" w:sz="8" w:space="0" w:color="FFFFFF"/>
+                                    <w:bottom w:val="single" w:sz="8" w:space="0" w:color="FFFFFF"/>
+                                    <w:right w:val="single" w:sz="8" w:space="0" w:color="FFFFFF"/>
+                                  </w:tcBorders>
+                                </w:tcPr>
+                                <w:p>
+                                  <w:pPr>
+                                    <w:pStyle w:val="Normal"/>
+                                    <w:widowControl w:val="false"/>
+                                    <w:suppressAutoHyphens w:val="true"/>
+                                    <w:bidi w:val="0"/>
+                                    <w:spacing w:lineRule="auto" w:line="276" w:before="0" w:after="0"/>
+                                    <w:ind w:hanging="0" w:left="0" w:right="227"/>
+                                    <w:jc w:val="right"/>
+                                    <w:rPr/>
+                                  </w:pPr>
+                                  <w:r>
+                                    <w:rPr>
+                                      <w:rFonts w:eastAsia="Open Sans" w:cs="Open Sans" w:ascii="Open Sans" w:hAnsi="Open Sans"/>
+                                      <w:kern w:val="0"/>
+                                      <w:sz w:val="22"/>
+                                      <w:szCs w:val="22"/>
+                                      <w:lang w:val="de-DE" w:eastAsia="pl-PL" w:bidi="ar-SA"/>
+                                    </w:rPr>
+                                    <w:t>{</w:t>
+                                  </w:r>
+                                  <w:r>
+                                    <w:rPr>
+                                      <w:rFonts w:eastAsia="Open Sans" w:cs="Open Sans" w:ascii="Open Sans" w:hAnsi="Open Sans"/>
+                                      <w:color w:val="1F1F1F"/>
+                                      <w:kern w:val="0"/>
+                                      <w:sz w:val="21"/>
+                                      <w:szCs w:val="21"/>
+                                      <w:lang w:val="de-DE" w:eastAsia="pl-PL" w:bidi="ar-SA"/>
+                                    </w:rPr>
+                                    <w:t>Angebotsnummer</w:t>
+                                  </w:r>
+                                  <w:r>
+                                    <w:rPr>
+                                      <w:rFonts w:eastAsia="Open Sans" w:cs="Open Sans" w:ascii="Open Sans" w:hAnsi="Open Sans"/>
+                                      <w:kern w:val="0"/>
+                                      <w:sz w:val="22"/>
+                                      <w:szCs w:val="22"/>
+                                      <w:lang w:val="de-DE" w:eastAsia="pl-PL" w:bidi="ar-SA"/>
+                                    </w:rPr>
+                                    <w:t>}</w:t>
+                                  </w:r>
+                                </w:p>
+                                <w:p>
+                                  <w:pPr>
+                                    <w:pStyle w:val="Normal"/>
+                                    <w:widowControl w:val="false"/>
+                                    <w:suppressAutoHyphens w:val="true"/>
+                                    <w:bidi w:val="0"/>
+                                    <w:spacing w:lineRule="auto" w:line="276" w:before="0" w:after="0"/>
+                                    <w:ind w:hanging="0" w:left="0" w:right="227"/>
+                                    <w:jc w:val="right"/>
+                                    <w:rPr/>
+                                  </w:pPr>
+                                  <w:r>
+                                    <w:rPr>
+                                      <w:rFonts w:eastAsia="Open Sans" w:cs="Open Sans" w:ascii="Open Sans" w:hAnsi="Open Sans"/>
+                                      <w:kern w:val="0"/>
+                                      <w:sz w:val="22"/>
+                                      <w:szCs w:val="22"/>
+                                      <w:lang w:val="de-DE" w:eastAsia="pl-PL" w:bidi="ar-SA"/>
+                                    </w:rPr>
+                                    <w:t>{</w:t>
+                                  </w:r>
+                                  <w:r>
+                                    <w:rPr>
+                                      <w:rFonts w:eastAsia="Open Sans" w:cs="Open Sans" w:ascii="Open Sans" w:hAnsi="Open Sans"/>
+                                      <w:color w:val="1F1F1F"/>
+                                      <w:kern w:val="0"/>
+                                      <w:sz w:val="21"/>
+                                      <w:szCs w:val="21"/>
+                                      <w:lang w:val="de-DE" w:eastAsia="pl-PL" w:bidi="ar-SA"/>
+                                    </w:rPr>
+                                    <w:t>Datum</w:t>
+                                  </w:r>
+                                  <w:r>
+                                    <w:rPr>
+                                      <w:rFonts w:eastAsia="Open Sans" w:cs="Open Sans" w:ascii="Open Sans" w:hAnsi="Open Sans"/>
+                                      <w:kern w:val="0"/>
+                                      <w:sz w:val="22"/>
+                                      <w:szCs w:val="22"/>
+                                      <w:lang w:val="de-DE" w:eastAsia="pl-PL" w:bidi="ar-SA"/>
+                                    </w:rPr>
+                                    <w:t>}</w:t>
+                                  </w:r>
+                                  <w:r>
+                                    <w:rPr>
+                                      <w:rFonts w:eastAsia="Calibri" w:cs="Calibri"/>
+                                      <w:kern w:val="0"/>
+                                      <w:sz w:val="22"/>
+                                      <w:szCs w:val="22"/>
+                                      <w:lang w:val="de-DE" w:eastAsia="pl-PL" w:bidi="ar-SA"/>
+                                    </w:rPr>
+                                    <w:br/>
+                                  </w:r>
+                                  <w:r>
+                                    <w:rPr>
+                                      <w:rFonts w:eastAsia="Open Sans" w:cs="Open Sans" w:ascii="Open Sans" w:hAnsi="Open Sans"/>
+                                      <w:kern w:val="0"/>
+                                      <w:sz w:val="22"/>
+                                      <w:szCs w:val="22"/>
+                                      <w:lang w:val="de-DE" w:eastAsia="pl-PL" w:bidi="ar-SA"/>
+                                    </w:rPr>
+                                    <w:t>{</w:t>
+                                  </w:r>
+                                  <w:r>
+                                    <w:rPr>
+                                      <w:rFonts w:eastAsia="Open Sans" w:cs="Open Sans" w:ascii="Open Sans" w:hAnsi="Open Sans"/>
+                                      <w:color w:val="1F1F1F"/>
+                                      <w:kern w:val="0"/>
+                                      <w:sz w:val="21"/>
+                                      <w:szCs w:val="21"/>
+                                      <w:lang w:val="de-DE" w:eastAsia="pl-PL" w:bidi="ar-SA"/>
+                                    </w:rPr>
+                                    <w:t>Ansprechpartner</w:t>
+                                  </w:r>
+                                  <w:r>
+                                    <w:rPr>
+                                      <w:rFonts w:eastAsia="Open Sans" w:cs="Open Sans" w:ascii="Open Sans" w:hAnsi="Open Sans"/>
+                                      <w:kern w:val="0"/>
+                                      <w:sz w:val="22"/>
+                                      <w:szCs w:val="22"/>
+                                      <w:lang w:val="de-DE" w:eastAsia="pl-PL" w:bidi="ar-SA"/>
+                                    </w:rPr>
+                                    <w:t>}</w:t>
+                                  </w:r>
+                                  <w:r>
+                                    <w:rPr>
+                                      <w:rFonts w:eastAsia="Calibri" w:cs="Calibri"/>
+                                      <w:kern w:val="0"/>
+                                      <w:sz w:val="22"/>
+                                      <w:szCs w:val="22"/>
+                                      <w:lang w:val="de-DE" w:eastAsia="pl-PL" w:bidi="ar-SA"/>
+                                    </w:rPr>
+                                    <w:br/>
+                                  </w:r>
+                                  <w:r>
+                                    <w:rPr>
+                                      <w:rFonts w:eastAsia="Open Sans" w:cs="Open Sans" w:ascii="Open Sans" w:hAnsi="Open Sans"/>
+                                      <w:color w:val="1F1F1F"/>
+                                      <w:kern w:val="0"/>
+                                      <w:sz w:val="21"/>
+                                      <w:szCs w:val="21"/>
+                                      <w:lang w:val="de-DE" w:eastAsia="pl-PL" w:bidi="ar-SA"/>
+                                    </w:rPr>
+                                    <w:t xml:space="preserve">          09281 5915900</w:t>
+                                  </w:r>
+                                </w:p>
+                                <w:p>
+                                  <w:pPr>
+                                    <w:pStyle w:val="normal1"/>
+                                    <w:widowControl w:val="false"/>
+                                    <w:suppressAutoHyphens w:val="true"/>
+                                    <w:bidi w:val="0"/>
+                                    <w:spacing w:lineRule="auto" w:line="276" w:before="0" w:after="0"/>
+                                    <w:ind w:hanging="0" w:left="0" w:right="227"/>
+                                    <w:jc w:val="right"/>
+                                    <w:rPr/>
+                                  </w:pPr>
+                                  <w:hyperlink r:id="rId2">
+                                    <w:r>
+                                      <w:rPr>
+                                        <w:rStyle w:val="Hyperlink"/>
+                                        <w:rFonts w:eastAsia="Open Sans" w:cs="Open Sans" w:ascii="Open Sans" w:hAnsi="Open Sans"/>
+                                        <w:color w:val="1F1F1F"/>
+                                        <w:kern w:val="0"/>
+                                        <w:sz w:val="21"/>
+                                        <w:szCs w:val="21"/>
+                                        <w:lang w:val="de-DE" w:eastAsia="pl-PL" w:bidi="ar-SA"/>
+                                      </w:rPr>
+                                      <w:t>service@e-m-c-2.de</w:t>
+                                    </w:r>
+                                  </w:hyperlink>
+                                </w:p>
+                                <w:p>
+                                  <w:pPr>
+                                    <w:pStyle w:val="normal1"/>
+                                    <w:widowControl w:val="false"/>
+                                    <w:suppressAutoHyphens w:val="true"/>
+                                    <w:bidi w:val="0"/>
+                                    <w:spacing w:lineRule="auto" w:line="276" w:before="0" w:after="0"/>
+                                    <w:ind w:hanging="0" w:left="0" w:right="227"/>
+                                    <w:jc w:val="right"/>
+                                    <w:rPr/>
+                                  </w:pPr>
+                                  <w:r>
+                                    <w:rPr>
+                                      <w:rFonts w:eastAsia="Open Sans" w:cs="Open Sans" w:ascii="Open Sans" w:hAnsi="Open Sans"/>
+                                      <w:color w:val="070707"/>
+                                      <w:kern w:val="0"/>
+                                      <w:sz w:val="21"/>
+                                      <w:szCs w:val="21"/>
+                                      <w:lang w:val="de-DE" w:eastAsia="pl-PL" w:bidi="ar-SA"/>
+                                    </w:rPr>
+                                    <w:t>{Kundennummer}</w:t>
+                                  </w:r>
+                                </w:p>
+                              </w:tc>
+                            </w:tr>
+                          </w:tbl>
+                          <w:p>
+                            <w:pPr>
+                              <w:pStyle w:val="Normal"/>
+                              <w:widowControl w:val="false"/>
+                              <w:suppressAutoHyphens w:val="true"/>
+                              <w:bidi w:val="0"/>
+                              <w:spacing w:before="171" w:after="0"/>
+                              <w:ind w:hanging="0" w:left="0" w:right="5216"/>
+                              <w:jc w:val="left"/>
+                              <w:rPr>
+                                <w:rFonts w:ascii="Open Sans" w:hAnsi="Open Sans" w:eastAsia="Open Sans" w:cs="Open Sans"/>
+                                <w:color w:val="070707"/>
+                                <w:sz w:val="17"/>
+                                <w:szCs w:val="17"/>
+                              </w:rPr>
+                            </w:pPr>
+                            <w:r>
+                              <w:rPr>
+                                <w:rFonts w:eastAsia="Open Sans" w:cs="Open Sans" w:ascii="Open Sans" w:hAnsi="Open Sans"/>
+                                <w:color w:val="070707"/>
+                                <w:sz w:val="17"/>
+                                <w:szCs w:val="17"/>
+                              </w:rPr>
+                            </w:r>
+                          </w:p>
+                        </w:txbxContent>
+                      </wps:txbx>
+                      <wps:bodyPr anchor="t" lIns="0" tIns="0" rIns="0" bIns="0">
+                        <a:noAutofit/>
+                      </wps:bodyPr>
+                    </wps:wsp>
+                  </a:graphicData>
+                </a:graphic>
+              </wp:anchor>
+            </w:drawing>
+          </mc:Choice>
+          <mc:Fallback>
+            <w:pict>
+              <v:rect style="position:absolute;rotation:-0;width:498.65pt;height:180.2pt;mso-wrap-distance-left:5.7pt;mso-wrap-distance-right:5.7pt;mso-wrap-distance-top:5.7pt;mso-wrap-distance-bottom:5.7pt;margin-top:116.2pt;mso-position-vertical-relative:page;margin-left:56.7pt;mso-position-horizontal-relative:page">
+                <v:textbox inset="0in,0in,0in,0in">
+                  <w:txbxContent>
+                    <w:p>
+                      <w:pPr>
+                        <w:pStyle w:val="Normal"/>
+                        <w:widowControl w:val="false"/>
+                        <w:suppressAutoHyphens w:val="true"/>
+                        <w:bidi w:val="0"/>
+                        <w:spacing w:before="170" w:after="170"/>
+                        <w:ind w:hanging="0" w:left="0" w:right="5216"/>
+                        <w:jc w:val="left"/>
+                        <w:rPr>
+                          <w:rFonts w:ascii="Open Sans" w:hAnsi="Open Sans" w:eastAsia="Open Sans" w:cs="Open Sans"/>
+                          <w:color w:val="070707"/>
+                          <w:sz w:val="17"/>
+                          <w:szCs w:val="17"/>
+                        </w:rPr>
+                      </w:pPr>
+                      <w:r>
+                        <w:rPr>
+                          <w:rFonts w:eastAsia="Open Sans" w:cs="Open Sans" w:ascii="Open Sans" w:hAnsi="Open Sans"/>
+                          <w:color w:val="070707"/>
+                          <w:sz w:val="17"/>
+                          <w:szCs w:val="17"/>
+                        </w:rPr>
+                        <w:t>EmC2 Attila Landgrafe, Waldstraße 5, 95032 Hof</w:t>
+                      </w:r>
+                    </w:p>
+                    <w:p>
+                      <w:pPr>
+                        <w:pStyle w:val="Normal"/>
+                        <w:widowControl w:val="false"/>
+                        <w:suppressAutoHyphens w:val="true"/>
+                        <w:bidi w:val="0"/>
+                        <w:spacing w:before="170" w:after="170"/>
+                        <w:ind w:hanging="0" w:left="0" w:right="5216"/>
+                        <w:jc w:val="left"/>
+                        <w:rPr>
+                          <w:rFonts w:ascii="Open Sans" w:hAnsi="Open Sans" w:eastAsia="Open Sans" w:cs="Open Sans"/>
+                          <w:color w:val="070707"/>
+                          <w:sz w:val="17"/>
+                          <w:szCs w:val="17"/>
+                        </w:rPr>
+                      </w:pPr>
+                      <w:r>
+                        <w:rPr>
+                          <w:rFonts w:eastAsia="Open Sans" w:cs="Open Sans" w:ascii="Open Sans" w:hAnsi="Open Sans"/>
+                          <w:color w:val="070707"/>
+                          <w:sz w:val="17"/>
+                          <w:szCs w:val="17"/>
+                        </w:rPr>
+                      </w:r>
+                    </w:p>
+                    <w:tbl>
+                      <w:tblPr>
+                        <w:tblStyle w:val="NormalTable0"/>
+                        <w:tblW w:w="10035" w:type="dxa"/>
+                        <w:jc w:val="left"/>
+                        <w:tblInd w:w="0" w:type="dxa"/>
+                        <w:tblLayout w:type="fixed"/>
+                        <w:tblCellMar>
+                          <w:top w:w="0" w:type="dxa"/>
+                          <w:left w:w="10" w:type="dxa"/>
+                          <w:bottom w:w="0" w:type="dxa"/>
+                          <w:right w:w="10" w:type="dxa"/>
+                        </w:tblCellMar>
+                        <w:tblLook w:val="04a0" w:noVBand="1" w:noHBand="0" w:lastColumn="0" w:firstColumn="1" w:lastRow="0" w:firstRow="1"/>
+                      </w:tblPr>
+                      <w:tblGrid>
+                        <w:gridCol w:w="4799"/>
+                        <w:gridCol w:w="2401"/>
+                        <w:gridCol w:w="2835"/>
+                      </w:tblGrid>
+                      <w:tr>
+                        <w:trPr>
+                          <w:trHeight w:val="1380" w:hRule="atLeast"/>
+                        </w:trPr>
+                        <w:tc>
+                          <w:tcPr>
+                            <w:tcW w:w="4799" w:type="dxa"/>
+                            <w:tcBorders>
+                              <w:top w:val="single" w:sz="8" w:space="0" w:color="FFFFFF"/>
+                              <w:left w:val="single" w:sz="8" w:space="0" w:color="FFFFFF"/>
+                              <w:bottom w:val="single" w:sz="8" w:space="0" w:color="FFFFFF"/>
+                              <w:right w:val="single" w:sz="8" w:space="0" w:color="FFFFFF"/>
+                            </w:tcBorders>
+                          </w:tcPr>
+                          <w:p>
+                            <w:pPr>
+                              <w:pStyle w:val="Normal"/>
+                              <w:suppressAutoHyphens w:val="true"/>
+                              <w:spacing w:lineRule="auto" w:line="278" w:before="0" w:after="0"/>
+                              <w:ind w:right="314"/>
+                              <w:jc w:val="left"/>
+                              <w:rPr>
+                                <w:rFonts w:ascii="Open Sans" w:hAnsi="Open Sans" w:eastAsia="Open Sans" w:cs="Open Sans"/>
+                              </w:rPr>
+                            </w:pPr>
+                            <w:r>
+                              <w:rPr>
+                                <w:rFonts w:eastAsia="Open Sans" w:cs="Open Sans" w:ascii="Open Sans" w:hAnsi="Open Sans"/>
+                                <w:kern w:val="0"/>
+                                <w:sz w:val="22"/>
+                                <w:szCs w:val="22"/>
+                                <w:lang w:val="pl-PL" w:eastAsia="pl-PL" w:bidi="ar-SA"/>
+                              </w:rPr>
+                              <w:t>{Anrede}</w:t>
+                            </w:r>
+                          </w:p>
+                          <w:p>
+                            <w:pPr>
+                              <w:pStyle w:val="Normal"/>
+                              <w:suppressAutoHyphens w:val="true"/>
+                              <w:spacing w:lineRule="auto" w:line="278" w:before="0" w:after="0"/>
+                              <w:ind w:right="314"/>
+                              <w:jc w:val="left"/>
+                              <w:rPr>
+                                <w:rFonts w:ascii="Open Sans" w:hAnsi="Open Sans" w:eastAsia="Open Sans" w:cs="Open Sans"/>
+                                <w:color w:val="1F1F1F"/>
+                              </w:rPr>
+                            </w:pPr>
+                            <w:r>
+                              <w:rPr>
+                                <w:rFonts w:eastAsia="Open Sans" w:cs="Open Sans" w:ascii="Open Sans" w:hAnsi="Open Sans"/>
+                                <w:kern w:val="0"/>
+                                <w:sz w:val="22"/>
+                                <w:szCs w:val="22"/>
+                                <w:lang w:val="pl-PL" w:eastAsia="pl-PL" w:bidi="ar-SA"/>
+                              </w:rPr>
+                              <w:t>{Vorname} {Nachname}</w:t>
+                            </w:r>
+                          </w:p>
+                          <w:p>
+                            <w:pPr>
+                              <w:pStyle w:val="Normal"/>
+                              <w:suppressAutoHyphens w:val="true"/>
+                              <w:spacing w:lineRule="auto" w:line="278" w:before="0" w:after="0"/>
+                              <w:ind w:right="314"/>
+                              <w:jc w:val="left"/>
+                              <w:rPr>
+                                <w:rFonts w:ascii="Open Sans" w:hAnsi="Open Sans" w:eastAsia="Open Sans" w:cs="Open Sans"/>
+                                <w:color w:val="1F1F1F"/>
+                              </w:rPr>
+                            </w:pPr>
+                            <w:r>
+                              <w:rPr>
+                                <w:rFonts w:eastAsia="Open Sans" w:cs="Open Sans" w:ascii="Open Sans" w:hAnsi="Open Sans"/>
+                                <w:kern w:val="0"/>
+                                <w:sz w:val="22"/>
+                                <w:szCs w:val="22"/>
+                                <w:lang w:val="pl-PL" w:eastAsia="pl-PL" w:bidi="ar-SA"/>
+                              </w:rPr>
+                              <w:t>{Adresse}</w:t>
+                            </w:r>
+                          </w:p>
+                          <w:p>
+                            <w:pPr>
+                              <w:pStyle w:val="normal1"/>
+                              <w:suppressAutoHyphens w:val="true"/>
+                              <w:spacing w:lineRule="auto" w:line="278" w:before="0" w:after="0"/>
+                              <w:ind w:right="314"/>
+                              <w:jc w:val="left"/>
+                              <w:rPr>
+                                <w:rFonts w:ascii="Open Sans" w:hAnsi="Open Sans" w:eastAsia="Open Sans" w:cs="Open Sans"/>
+                                <w:color w:val="070707"/>
+                                <w:sz w:val="17"/>
+                                <w:szCs w:val="17"/>
+                              </w:rPr>
+                            </w:pPr>
+                            <w:r>
+                              <w:rPr>
+                                <w:rFonts w:eastAsia="Open Sans" w:cs="Open Sans" w:ascii="Open Sans" w:hAnsi="Open Sans"/>
+                                <w:kern w:val="0"/>
+                                <w:sz w:val="22"/>
+                                <w:szCs w:val="22"/>
+                                <w:lang w:val="pl-PL" w:eastAsia="pl-PL" w:bidi="ar-SA"/>
+                              </w:rPr>
+                              <w:t>{PLZ} {Stadt}</w:t>
+                            </w:r>
+                          </w:p>
+                        </w:tc>
+                        <w:tc>
+                          <w:tcPr>
+                            <w:tcW w:w="2401" w:type="dxa"/>
+                            <w:tcBorders>
+                              <w:top w:val="single" w:sz="8" w:space="0" w:color="FFFFFF"/>
+                              <w:left w:val="single" w:sz="8" w:space="0" w:color="FFFFFF"/>
+                              <w:bottom w:val="single" w:sz="8" w:space="0" w:color="FFFFFF"/>
+                              <w:right w:val="single" w:sz="8" w:space="0" w:color="FFFFFF"/>
+                            </w:tcBorders>
+                          </w:tcPr>
+                          <w:p>
+                            <w:pPr>
+                              <w:pStyle w:val="Normal"/>
+                              <w:suppressAutoHyphens w:val="true"/>
+                              <w:spacing w:lineRule="auto" w:line="276" w:before="0" w:after="0"/>
+                              <w:ind w:right="127"/>
+                              <w:jc w:val="left"/>
+                              <w:rPr>
+                                <w:rFonts w:ascii="Open Sans" w:hAnsi="Open Sans" w:eastAsia="Open Sans" w:cs="Open Sans"/>
+                                <w:sz w:val="21"/>
+                                <w:szCs w:val="21"/>
+                                <w:lang w:val="de-DE"/>
+                              </w:rPr>
+                            </w:pPr>
+                            <w:r>
+                              <w:rPr>
+                                <w:rFonts w:eastAsia="Open Sans" w:cs="Open Sans" w:ascii="Open Sans" w:hAnsi="Open Sans"/>
+                                <w:color w:val="1F1F1F"/>
+                                <w:kern w:val="0"/>
+                                <w:sz w:val="21"/>
+                                <w:szCs w:val="21"/>
+                                <w:lang w:val="de-DE" w:eastAsia="pl-PL" w:bidi="ar-SA"/>
+                              </w:rPr>
+                              <w:t>Angebotsnummer</w:t>
+                            </w:r>
+                            <w:r>
+                              <w:rPr>
+                                <w:rFonts w:eastAsia="Open Sans" w:cs="Open Sans" w:ascii="Open Sans" w:hAnsi="Open Sans"/>
+                                <w:kern w:val="0"/>
+                                <w:sz w:val="21"/>
+                                <w:szCs w:val="21"/>
+                                <w:lang w:val="de-DE" w:eastAsia="pl-PL" w:bidi="ar-SA"/>
+                              </w:rPr>
+                              <w:t xml:space="preserve">        </w:t>
+                            </w:r>
+                            <w:r>
+                              <w:rPr>
+                                <w:rFonts w:eastAsia="Open Sans" w:cs="Open Sans" w:ascii="Open Sans" w:hAnsi="Open Sans"/>
+                                <w:color w:val="1F1F1F"/>
+                                <w:kern w:val="0"/>
+                                <w:sz w:val="21"/>
+                                <w:szCs w:val="21"/>
+                                <w:lang w:val="de-DE" w:eastAsia="pl-PL" w:bidi="ar-SA"/>
+                              </w:rPr>
+                              <w:t>Datum</w:t>
+                            </w:r>
+                          </w:p>
+                          <w:p>
+                            <w:pPr>
+                              <w:pStyle w:val="Normal"/>
+                              <w:suppressAutoHyphens w:val="true"/>
+                              <w:spacing w:lineRule="auto" w:line="276" w:before="0" w:after="0"/>
+                              <w:ind w:right="127"/>
+                              <w:jc w:val="left"/>
+                              <w:rPr>
+                                <w:rFonts w:ascii="Open Sans" w:hAnsi="Open Sans" w:eastAsia="Open Sans" w:cs="Open Sans"/>
+                                <w:color w:val="1F1F1F"/>
+                                <w:sz w:val="21"/>
+                                <w:szCs w:val="21"/>
+                                <w:lang w:val="de-DE"/>
+                              </w:rPr>
+                            </w:pPr>
+                            <w:r>
+                              <w:rPr>
+                                <w:rFonts w:eastAsia="Open Sans" w:cs="Open Sans" w:ascii="Open Sans" w:hAnsi="Open Sans"/>
+                                <w:color w:val="1F1F1F"/>
+                                <w:kern w:val="0"/>
+                                <w:sz w:val="21"/>
+                                <w:szCs w:val="21"/>
+                                <w:lang w:val="de-DE" w:eastAsia="pl-PL" w:bidi="ar-SA"/>
+                              </w:rPr>
+                              <w:t>Ansprechpartner</w:t>
+                            </w:r>
+                          </w:p>
+                          <w:p>
+                            <w:pPr>
+                              <w:pStyle w:val="normal1"/>
+                              <w:suppressAutoHyphens w:val="true"/>
+                              <w:spacing w:lineRule="auto" w:line="276" w:before="0" w:after="0"/>
+                              <w:ind w:right="127"/>
+                              <w:jc w:val="left"/>
+                              <w:rPr>
+                                <w:rFonts w:ascii="Open Sans" w:hAnsi="Open Sans" w:eastAsia="Open Sans" w:cs="Open Sans"/>
+                                <w:color w:val="070707"/>
+                                <w:sz w:val="17"/>
+                                <w:szCs w:val="17"/>
+                                <w:lang w:val="de-DE"/>
+                              </w:rPr>
+                            </w:pPr>
+                            <w:r>
+                              <w:rPr>
+                                <w:rFonts w:eastAsia="Open Sans" w:cs="Open Sans" w:ascii="Open Sans" w:hAnsi="Open Sans"/>
+                                <w:color w:val="1F1F1F"/>
+                                <w:kern w:val="0"/>
+                                <w:sz w:val="21"/>
+                                <w:szCs w:val="21"/>
+                                <w:lang w:val="de-DE" w:eastAsia="pl-PL" w:bidi="ar-SA"/>
+                              </w:rPr>
+                              <w:t>Telefon</w:t>
+                              <w:br/>
+                              <w:t>E-Mail</w:t>
+                            </w:r>
+                          </w:p>
+                          <w:p>
+                            <w:pPr>
+                              <w:pStyle w:val="Normal"/>
+                              <w:suppressAutoHyphens w:val="true"/>
+                              <w:spacing w:before="0" w:after="0"/>
+                              <w:ind w:right="127"/>
+                              <w:jc w:val="left"/>
+                              <w:rPr>
+                                <w:rFonts w:ascii="Open Sans" w:hAnsi="Open Sans"/>
+                                <w:b w:val="false"/>
+                                <w:bCs w:val="false"/>
+                                <w:sz w:val="21"/>
+                                <w:szCs w:val="21"/>
+                              </w:rPr>
+                            </w:pPr>
+                            <w:r>
+                              <w:rPr>
+                                <w:rFonts w:ascii="Open Sans" w:hAnsi="Open Sans"/>
+                                <w:b w:val="false"/>
+                                <w:bCs w:val="false"/>
+                                <w:sz w:val="21"/>
+                                <w:szCs w:val="21"/>
+                                <w:lang w:val="pl-PL"/>
+                              </w:rPr>
+                              <w:t>Referenz</w:t>
+                            </w:r>
+                          </w:p>
+                          <w:p>
+                            <w:pPr>
+                              <w:pStyle w:val="normal1"/>
+                              <w:suppressAutoHyphens w:val="true"/>
+                              <w:spacing w:lineRule="auto" w:line="276" w:before="0" w:after="0"/>
+                              <w:ind w:right="127"/>
+                              <w:jc w:val="left"/>
+                              <w:rPr>
+                                <w:rFonts w:ascii="Open Sans" w:hAnsi="Open Sans" w:eastAsia="Open Sans" w:cs="Open Sans"/>
+                                <w:color w:val="070707"/>
+                                <w:sz w:val="17"/>
+                                <w:szCs w:val="17"/>
+                                <w:lang w:val="de-DE"/>
+                              </w:rPr>
+                            </w:pPr>
+                            <w:r>
+                              <w:rPr>
+                                <w:rFonts w:eastAsia="Open Sans" w:cs="Open Sans" w:ascii="Open Sans" w:hAnsi="Open Sans"/>
+                                <w:color w:val="070707"/>
+                                <w:sz w:val="17"/>
+                                <w:szCs w:val="17"/>
+                                <w:lang w:val="de-DE"/>
+                              </w:rPr>
+                            </w:r>
+                          </w:p>
+                        </w:tc>
+                        <w:tc>
+                          <w:tcPr>
+                            <w:tcW w:w="2835" w:type="dxa"/>
+                            <w:tcBorders>
+                              <w:top w:val="single" w:sz="8" w:space="0" w:color="FFFFFF"/>
+                              <w:left w:val="single" w:sz="8" w:space="0" w:color="FFFFFF"/>
+                              <w:bottom w:val="single" w:sz="8" w:space="0" w:color="FFFFFF"/>
+                              <w:right w:val="single" w:sz="8" w:space="0" w:color="FFFFFF"/>
+                            </w:tcBorders>
+                          </w:tcPr>
+                          <w:p>
+                            <w:pPr>
+                              <w:pStyle w:val="Normal"/>
+                              <w:widowControl w:val="false"/>
+                              <w:suppressAutoHyphens w:val="true"/>
+                              <w:bidi w:val="0"/>
+                              <w:spacing w:lineRule="auto" w:line="276" w:before="0" w:after="0"/>
+                              <w:ind w:hanging="0" w:left="0" w:right="227"/>
+                              <w:jc w:val="right"/>
+                              <w:rPr/>
+                            </w:pPr>
+                            <w:r>
+                              <w:rPr>
+                                <w:rFonts w:eastAsia="Open Sans" w:cs="Open Sans" w:ascii="Open Sans" w:hAnsi="Open Sans"/>
+                                <w:kern w:val="0"/>
+                                <w:sz w:val="22"/>
+                                <w:szCs w:val="22"/>
+                                <w:lang w:val="de-DE" w:eastAsia="pl-PL" w:bidi="ar-SA"/>
+                              </w:rPr>
+                              <w:t>{</w:t>
+                            </w:r>
+                            <w:r>
+                              <w:rPr>
+                                <w:rFonts w:eastAsia="Open Sans" w:cs="Open Sans" w:ascii="Open Sans" w:hAnsi="Open Sans"/>
+                                <w:color w:val="1F1F1F"/>
+                                <w:kern w:val="0"/>
+                                <w:sz w:val="21"/>
+                                <w:szCs w:val="21"/>
+                                <w:lang w:val="de-DE" w:eastAsia="pl-PL" w:bidi="ar-SA"/>
+                              </w:rPr>
+                              <w:t>Angebotsnummer</w:t>
+                            </w:r>
+                            <w:r>
+                              <w:rPr>
+                                <w:rFonts w:eastAsia="Open Sans" w:cs="Open Sans" w:ascii="Open Sans" w:hAnsi="Open Sans"/>
+                                <w:kern w:val="0"/>
+                                <w:sz w:val="22"/>
+                                <w:szCs w:val="22"/>
+                                <w:lang w:val="de-DE" w:eastAsia="pl-PL" w:bidi="ar-SA"/>
+                              </w:rPr>
+                              <w:t>}</w:t>
+                            </w:r>
+                          </w:p>
+                          <w:p>
+                            <w:pPr>
+                              <w:pStyle w:val="Normal"/>
+                              <w:widowControl w:val="false"/>
+                              <w:suppressAutoHyphens w:val="true"/>
+                              <w:bidi w:val="0"/>
+                              <w:spacing w:lineRule="auto" w:line="276" w:before="0" w:after="0"/>
+                              <w:ind w:hanging="0" w:left="0" w:right="227"/>
+                              <w:jc w:val="right"/>
+                              <w:rPr/>
+                            </w:pPr>
+                            <w:r>
+                              <w:rPr>
+                                <w:rFonts w:eastAsia="Open Sans" w:cs="Open Sans" w:ascii="Open Sans" w:hAnsi="Open Sans"/>
+                                <w:kern w:val="0"/>
+                                <w:sz w:val="22"/>
+                                <w:szCs w:val="22"/>
+                                <w:lang w:val="de-DE" w:eastAsia="pl-PL" w:bidi="ar-SA"/>
+                              </w:rPr>
+                              <w:t>{</w:t>
+                            </w:r>
+                            <w:r>
+                              <w:rPr>
+                                <w:rFonts w:eastAsia="Open Sans" w:cs="Open Sans" w:ascii="Open Sans" w:hAnsi="Open Sans"/>
+                                <w:color w:val="1F1F1F"/>
+                                <w:kern w:val="0"/>
+                                <w:sz w:val="21"/>
+                                <w:szCs w:val="21"/>
+                                <w:lang w:val="de-DE" w:eastAsia="pl-PL" w:bidi="ar-SA"/>
+                              </w:rPr>
+                              <w:t>Datum</w:t>
+                            </w:r>
+                            <w:r>
+                              <w:rPr>
+                                <w:rFonts w:eastAsia="Open Sans" w:cs="Open Sans" w:ascii="Open Sans" w:hAnsi="Open Sans"/>
+                                <w:kern w:val="0"/>
+                                <w:sz w:val="22"/>
+                                <w:szCs w:val="22"/>
+                                <w:lang w:val="de-DE" w:eastAsia="pl-PL" w:bidi="ar-SA"/>
+                              </w:rPr>
+                              <w:t>}</w:t>
+                            </w:r>
+                            <w:r>
+                              <w:rPr>
+                                <w:rFonts w:eastAsia="Calibri" w:cs="Calibri"/>
+                                <w:kern w:val="0"/>
+                                <w:sz w:val="22"/>
+                                <w:szCs w:val="22"/>
+                                <w:lang w:val="de-DE" w:eastAsia="pl-PL" w:bidi="ar-SA"/>
+                              </w:rPr>
+                              <w:br/>
+                            </w:r>
+                            <w:r>
+                              <w:rPr>
+                                <w:rFonts w:eastAsia="Open Sans" w:cs="Open Sans" w:ascii="Open Sans" w:hAnsi="Open Sans"/>
+                                <w:kern w:val="0"/>
+                                <w:sz w:val="22"/>
+                                <w:szCs w:val="22"/>
+                                <w:lang w:val="de-DE" w:eastAsia="pl-PL" w:bidi="ar-SA"/>
+                              </w:rPr>
+                              <w:t>{</w:t>
+                            </w:r>
+                            <w:r>
+                              <w:rPr>
+                                <w:rFonts w:eastAsia="Open Sans" w:cs="Open Sans" w:ascii="Open Sans" w:hAnsi="Open Sans"/>
+                                <w:color w:val="1F1F1F"/>
+                                <w:kern w:val="0"/>
+                                <w:sz w:val="21"/>
+                                <w:szCs w:val="21"/>
+                                <w:lang w:val="de-DE" w:eastAsia="pl-PL" w:bidi="ar-SA"/>
+                              </w:rPr>
+                              <w:t>Ansprechpartner</w:t>
+                            </w:r>
+                            <w:r>
+                              <w:rPr>
+                                <w:rFonts w:eastAsia="Open Sans" w:cs="Open Sans" w:ascii="Open Sans" w:hAnsi="Open Sans"/>
+                                <w:kern w:val="0"/>
+                                <w:sz w:val="22"/>
+                                <w:szCs w:val="22"/>
+                                <w:lang w:val="de-DE" w:eastAsia="pl-PL" w:bidi="ar-SA"/>
+                              </w:rPr>
+                              <w:t>}</w:t>
+                            </w:r>
+                            <w:r>
+                              <w:rPr>
+                                <w:rFonts w:eastAsia="Calibri" w:cs="Calibri"/>
+                                <w:kern w:val="0"/>
+                                <w:sz w:val="22"/>
+                                <w:szCs w:val="22"/>
+                                <w:lang w:val="de-DE" w:eastAsia="pl-PL" w:bidi="ar-SA"/>
+                              </w:rPr>
+                              <w:br/>
+                            </w:r>
+                            <w:r>
+                              <w:rPr>
+                                <w:rFonts w:eastAsia="Open Sans" w:cs="Open Sans" w:ascii="Open Sans" w:hAnsi="Open Sans"/>
+                                <w:color w:val="1F1F1F"/>
+                                <w:kern w:val="0"/>
+                                <w:sz w:val="21"/>
+                                <w:szCs w:val="21"/>
+                                <w:lang w:val="de-DE" w:eastAsia="pl-PL" w:bidi="ar-SA"/>
+                              </w:rPr>
+                              <w:t xml:space="preserve">          09281 5915900</w:t>
+                            </w:r>
+                          </w:p>
+                          <w:p>
+                            <w:pPr>
+                              <w:pStyle w:val="normal1"/>
+                              <w:widowControl w:val="false"/>
+                              <w:suppressAutoHyphens w:val="true"/>
+                              <w:bidi w:val="0"/>
+                              <w:spacing w:lineRule="auto" w:line="276" w:before="0" w:after="0"/>
+                              <w:ind w:hanging="0" w:left="0" w:right="227"/>
+                              <w:jc w:val="right"/>
+                              <w:rPr/>
+                            </w:pPr>
+                            <w:hyperlink r:id="rId3">
+                              <w:r>
+                                <w:rPr>
+                                  <w:rStyle w:val="Hyperlink"/>
+                                  <w:rFonts w:eastAsia="Open Sans" w:cs="Open Sans" w:ascii="Open Sans" w:hAnsi="Open Sans"/>
+                                  <w:color w:val="1F1F1F"/>
+                                  <w:kern w:val="0"/>
+                                  <w:sz w:val="21"/>
+                                  <w:szCs w:val="21"/>
+                                  <w:lang w:val="de-DE" w:eastAsia="pl-PL" w:bidi="ar-SA"/>
+                                </w:rPr>
+                                <w:t>service@e-m-c-2.de</w:t>
+                              </w:r>
+                            </w:hyperlink>
+                          </w:p>
+                          <w:p>
+                            <w:pPr>
+                              <w:pStyle w:val="normal1"/>
+                              <w:widowControl w:val="false"/>
+                              <w:suppressAutoHyphens w:val="true"/>
+                              <w:bidi w:val="0"/>
+                              <w:spacing w:lineRule="auto" w:line="276" w:before="0" w:after="0"/>
+                              <w:ind w:hanging="0" w:left="0" w:right="227"/>
+                              <w:jc w:val="right"/>
+                              <w:rPr/>
+                            </w:pPr>
+                            <w:r>
+                              <w:rPr>
+                                <w:rFonts w:eastAsia="Open Sans" w:cs="Open Sans" w:ascii="Open Sans" w:hAnsi="Open Sans"/>
+                                <w:color w:val="070707"/>
+                                <w:kern w:val="0"/>
+                                <w:sz w:val="21"/>
+                                <w:szCs w:val="21"/>
+                                <w:lang w:val="de-DE" w:eastAsia="pl-PL" w:bidi="ar-SA"/>
+                              </w:rPr>
+                              <w:t>{Kundennummer}</w:t>
+                            </w:r>
+                          </w:p>
+                        </w:tc>
+                      </w:tr>
+                    </w:tbl>
+                    <w:p>
+                      <w:pPr>
+                        <w:pStyle w:val="Normal"/>
+                        <w:widowControl w:val="false"/>
+                        <w:suppressAutoHyphens w:val="true"/>
+                        <w:bidi w:val="0"/>
+                        <w:spacing w:before="171" w:after="0"/>
+                        <w:ind w:hanging="0" w:left="0" w:right="5216"/>
+                        <w:jc w:val="left"/>
+                        <w:rPr>
+                          <w:rFonts w:ascii="Open Sans" w:hAnsi="Open Sans" w:eastAsia="Open Sans" w:cs="Open Sans"/>
+                          <w:color w:val="070707"/>
+                          <w:sz w:val="17"/>
+                          <w:szCs w:val="17"/>
+                        </w:rPr>
+                      </w:pPr>
+                      <w:r>
+                        <w:rPr>
+                          <w:rFonts w:eastAsia="Open Sans" w:cs="Open Sans" w:ascii="Open Sans" w:hAnsi="Open Sans"/>
+                          <w:color w:val="070707"/>
+                          <w:sz w:val="17"/>
+                          <w:szCs w:val="17"/>
+                        </w:rPr>
+                      </w:r>
+                    </w:p>
+                  </w:txbxContent>
+                </v:textbox>
+                <w10:wrap type="square"/>
+              </v:rect>
+            </w:pict>
+          </mc:Fallback>
+        </mc:AlternateContent>
+      </w:r>
+    </w:p>
+    <w:p>
+      <w:pPr>
+        <w:pStyle w:val="Normal"/>
+        <w:spacing w:before="171" w:after="0"/>
+        <w:rPr>
+          <w:rFonts w:ascii="Open Sans" w:hAnsi="Open Sans" w:eastAsia="Open Sans" w:cs="Open Sans"/>
+          <w:color w:val="070707"/>
+          <w:sz w:val="17"/>
+          <w:szCs w:val="17"/>
+        </w:rPr>
+      </w:pPr>
       <w:r>
         <w:rPr>
           <w:rFonts w:eastAsia="Arial" w:cs="Arial" w:ascii="Arial" w:hAnsi="Arial"/>
@@ -656,31 +1278,19 @@
           <w:rFonts w:eastAsia="Open Sans" w:cs="Open Sans" w:ascii="Open Sans" w:hAnsi="Open Sans"/>
           <w:color w:val="000000"/>
         </w:rPr>
-        <w:t xml:space="preserve">  </w:t>
-      </w:r>
-      <w:r>
-        <w:rPr>
-          <w:rFonts w:eastAsia="Open Sans" w:cs="Open Sans" w:ascii="Open Sans" w:hAnsi="Open Sans"/>
-          <w:color w:val="000000"/>
-        </w:rPr>
         <w:t>{GreetingLine},</w:t>
-      </w:r>
-      <w:r>
-        <w:rPr/>
-        <w:br/>
       </w:r>
     </w:p>
     <w:p>
       <w:pPr>
         <w:pStyle w:val="Normal"/>
-        <w:spacing w:before="1" w:after="0"/>
-        <w:ind w:hanging="5" w:left="125" w:right="-89"/>
-        <w:rPr>
-          <w:rFonts w:ascii="Open Sans" w:hAnsi="Open Sans" w:eastAsia="Open Sans" w:cs="Open Sans"/>
-          <w:color w:val="070707"/>
-          <w:lang w:val="de-DE"/>
-        </w:rPr>
+        <w:spacing w:before="57" w:after="0"/>
+        <w:rPr/>
       </w:pPr>
+      <w:r>
+        <w:rPr/>
+        <w:br/>
+      </w:r>
       <w:r>
         <w:rPr>
           <w:rFonts w:eastAsia="Open Sans" w:cs="Open Sans" w:ascii="Open Sans" w:hAnsi="Open Sans"/>
@@ -693,12 +1303,10 @@
     <w:p>
       <w:pPr>
         <w:pStyle w:val="Normal"/>
-        <w:spacing w:before="1" w:after="0"/>
-        <w:ind w:hanging="5" w:left="125" w:right="-89"/>
+        <w:spacing w:before="57" w:after="0"/>
         <w:rPr>
           <w:rFonts w:ascii="Open Sans" w:hAnsi="Open Sans" w:eastAsia="Open Sans" w:cs="Open Sans"/>
           <w:color w:val="070707"/>
-          <w:lang w:val="de-DE"/>
         </w:rPr>
       </w:pPr>
       <w:r>
@@ -737,9 +1345,9 @@
     <w:tbl>
       <w:tblPr>
         <w:tblStyle w:val="NormalTable0"/>
-        <w:tblW w:w="9945" w:type="dxa"/>
+        <w:tblW w:w="9343" w:type="dxa"/>
         <w:jc w:val="left"/>
-        <w:tblInd w:w="1" w:type="dxa"/>
+        <w:tblInd w:w="0" w:type="dxa"/>
         <w:tblLayout w:type="fixed"/>
         <w:tblCellMar>
           <w:top w:w="0" w:type="dxa"/>
@@ -750,11 +1358,11 @@
         <w:tblLook w:val="04a0" w:noVBand="1" w:noHBand="0" w:lastColumn="0" w:firstColumn="1" w:lastRow="0" w:firstRow="1"/>
       </w:tblPr>
       <w:tblGrid>
-        <w:gridCol w:w="510"/>
-        <w:gridCol w:w="885"/>
-        <w:gridCol w:w="5855"/>
-        <w:gridCol w:w="1440"/>
-        <w:gridCol w:w="1255"/>
+        <w:gridCol w:w="479"/>
+        <w:gridCol w:w="830"/>
+        <w:gridCol w:w="5501"/>
+        <w:gridCol w:w="1352"/>
+        <w:gridCol w:w="1181"/>
       </w:tblGrid>
       <w:tr>
         <w:trPr>
@@ -762,7 +1370,7 @@
         </w:trPr>
         <w:tc>
           <w:tcPr>
-            <w:tcW w:w="510" w:type="dxa"/>
+            <w:tcW w:w="479" w:type="dxa"/>
             <w:tcBorders/>
             <w:shd w:color="auto" w:fill="CCCCCC" w:val="clear"/>
           </w:tcPr>
@@ -795,7 +1403,7 @@
         </w:tc>
         <w:tc>
           <w:tcPr>
-            <w:tcW w:w="885" w:type="dxa"/>
+            <w:tcW w:w="830" w:type="dxa"/>
             <w:tcBorders/>
             <w:shd w:color="auto" w:fill="CCCCCC" w:val="clear"/>
           </w:tcPr>
@@ -828,7 +1436,7 @@
         </w:tc>
         <w:tc>
           <w:tcPr>
-            <w:tcW w:w="5855" w:type="dxa"/>
+            <w:tcW w:w="5501" w:type="dxa"/>
             <w:tcBorders/>
             <w:shd w:color="auto" w:fill="CCCCCC" w:val="clear"/>
           </w:tcPr>
@@ -858,7 +1466,7 @@
         </w:tc>
         <w:tc>
           <w:tcPr>
-            <w:tcW w:w="1440" w:type="dxa"/>
+            <w:tcW w:w="1352" w:type="dxa"/>
             <w:tcBorders/>
             <w:shd w:color="auto" w:fill="CCCCCC" w:val="clear"/>
           </w:tcPr>
@@ -887,7 +1495,7 @@
         </w:tc>
         <w:tc>
           <w:tcPr>
-            <w:tcW w:w="1255" w:type="dxa"/>
+            <w:tcW w:w="1181" w:type="dxa"/>
             <w:tcBorders/>
             <w:shd w:color="auto" w:fill="CCCCCC" w:val="clear"/>
           </w:tcPr>
@@ -921,7 +1529,7 @@
         </w:trPr>
         <w:tc>
           <w:tcPr>
-            <w:tcW w:w="510" w:type="dxa"/>
+            <w:tcW w:w="479" w:type="dxa"/>
             <w:tcBorders/>
             <w:shd w:color="auto" w:fill="FFFFFF" w:val="clear"/>
           </w:tcPr>
@@ -951,7 +1559,7 @@
         </w:tc>
         <w:tc>
           <w:tcPr>
-            <w:tcW w:w="885" w:type="dxa"/>
+            <w:tcW w:w="830" w:type="dxa"/>
             <w:tcBorders/>
             <w:shd w:color="auto" w:fill="FFFFFF" w:val="clear"/>
           </w:tcPr>
@@ -982,7 +1590,7 @@
         </w:tc>
         <w:tc>
           <w:tcPr>
-            <w:tcW w:w="5855" w:type="dxa"/>
+            <w:tcW w:w="5501" w:type="dxa"/>
             <w:tcBorders/>
             <w:shd w:color="auto" w:fill="FFFFFF" w:val="clear"/>
           </w:tcPr>
@@ -1016,7 +1624,7 @@
         </w:tc>
         <w:tc>
           <w:tcPr>
-            <w:tcW w:w="1440" w:type="dxa"/>
+            <w:tcW w:w="1352" w:type="dxa"/>
             <w:tcBorders/>
             <w:shd w:color="auto" w:fill="FFFFFF" w:val="clear"/>
           </w:tcPr>
@@ -1046,7 +1654,7 @@
         </w:tc>
         <w:tc>
           <w:tcPr>
-            <w:tcW w:w="1255" w:type="dxa"/>
+            <w:tcW w:w="1181" w:type="dxa"/>
             <w:tcBorders/>
             <w:shd w:color="auto" w:fill="FFFFFF" w:val="clear"/>
           </w:tcPr>
@@ -1081,7 +1689,7 @@
         </w:trPr>
         <w:tc>
           <w:tcPr>
-            <w:tcW w:w="510" w:type="dxa"/>
+            <w:tcW w:w="479" w:type="dxa"/>
             <w:tcBorders/>
             <w:shd w:color="auto" w:fill="FFFFFF" w:val="clear"/>
             <w:tcMar>
@@ -1135,7 +1743,7 @@
         </w:tc>
         <w:tc>
           <w:tcPr>
-            <w:tcW w:w="885" w:type="dxa"/>
+            <w:tcW w:w="830" w:type="dxa"/>
             <w:tcBorders/>
             <w:shd w:color="auto" w:fill="FFFFFF" w:val="clear"/>
             <w:tcMar>
@@ -1164,7 +1772,7 @@
         </w:tc>
         <w:tc>
           <w:tcPr>
-            <w:tcW w:w="5855" w:type="dxa"/>
+            <w:tcW w:w="5501" w:type="dxa"/>
             <w:tcBorders/>
             <w:shd w:color="auto" w:fill="FFFFFF" w:val="clear"/>
             <w:tcMar>
@@ -1422,7 +2030,7 @@
         </w:tc>
         <w:tc>
           <w:tcPr>
-            <w:tcW w:w="1440" w:type="dxa"/>
+            <w:tcW w:w="1352" w:type="dxa"/>
             <w:tcBorders/>
             <w:shd w:color="auto" w:fill="FFFFFF" w:val="clear"/>
             <w:tcMar>
@@ -1452,7 +2060,7 @@
         </w:tc>
         <w:tc>
           <w:tcPr>
-            <w:tcW w:w="1255" w:type="dxa"/>
+            <w:tcW w:w="1181" w:type="dxa"/>
             <w:tcBorders/>
             <w:shd w:color="auto" w:fill="FFFFFF" w:val="clear"/>
             <w:tcMar>
@@ -1511,9 +2119,9 @@
     <w:tbl>
       <w:tblPr>
         <w:tblStyle w:val="NormalTable0"/>
-        <w:tblW w:w="9945" w:type="dxa"/>
+        <w:tblW w:w="9343" w:type="dxa"/>
         <w:jc w:val="left"/>
-        <w:tblInd w:w="1" w:type="dxa"/>
+        <w:tblInd w:w="56" w:type="dxa"/>
         <w:tblLayout w:type="fixed"/>
         <w:tblCellMar>
           <w:top w:w="0" w:type="dxa"/>
@@ -1524,11 +2132,11 @@
         <w:tblLook w:val="04a0" w:noVBand="1" w:noHBand="0" w:lastColumn="0" w:firstColumn="1" w:lastRow="0" w:firstRow="1"/>
       </w:tblPr>
       <w:tblGrid>
-        <w:gridCol w:w="510"/>
-        <w:gridCol w:w="885"/>
-        <w:gridCol w:w="5855"/>
-        <w:gridCol w:w="1440"/>
-        <w:gridCol w:w="1255"/>
+        <w:gridCol w:w="479"/>
+        <w:gridCol w:w="830"/>
+        <w:gridCol w:w="5501"/>
+        <w:gridCol w:w="1352"/>
+        <w:gridCol w:w="1181"/>
       </w:tblGrid>
       <w:tr>
         <w:trPr>
@@ -1536,7 +2144,7 @@
         </w:trPr>
         <w:tc>
           <w:tcPr>
-            <w:tcW w:w="510" w:type="dxa"/>
+            <w:tcW w:w="479" w:type="dxa"/>
             <w:tcBorders/>
             <w:shd w:color="auto" w:fill="FFFFFF" w:val="clear"/>
           </w:tcPr>
@@ -1566,7 +2174,7 @@
         </w:tc>
         <w:tc>
           <w:tcPr>
-            <w:tcW w:w="885" w:type="dxa"/>
+            <w:tcW w:w="830" w:type="dxa"/>
             <w:tcBorders/>
             <w:shd w:color="auto" w:fill="FFFFFF" w:val="clear"/>
           </w:tcPr>
@@ -1597,7 +2205,7 @@
         </w:tc>
         <w:tc>
           <w:tcPr>
-            <w:tcW w:w="5855" w:type="dxa"/>
+            <w:tcW w:w="5501" w:type="dxa"/>
             <w:tcBorders/>
             <w:shd w:color="auto" w:fill="FFFFFF" w:val="clear"/>
           </w:tcPr>
@@ -1636,7 +2244,7 @@
         </w:tc>
         <w:tc>
           <w:tcPr>
-            <w:tcW w:w="1440" w:type="dxa"/>
+            <w:tcW w:w="1352" w:type="dxa"/>
             <w:tcBorders/>
             <w:shd w:color="auto" w:fill="FFFFFF" w:val="clear"/>
           </w:tcPr>
@@ -1668,7 +2276,7 @@
         </w:tc>
         <w:tc>
           <w:tcPr>
-            <w:tcW w:w="1255" w:type="dxa"/>
+            <w:tcW w:w="1181" w:type="dxa"/>
             <w:tcBorders/>
             <w:shd w:color="auto" w:fill="FFFFFF" w:val="clear"/>
             <w:tcMar>
@@ -1707,7 +2315,7 @@
         </w:trPr>
         <w:tc>
           <w:tcPr>
-            <w:tcW w:w="510" w:type="dxa"/>
+            <w:tcW w:w="479" w:type="dxa"/>
             <w:tcBorders/>
             <w:shd w:color="auto" w:fill="FFFFFF" w:val="clear"/>
           </w:tcPr>
@@ -1732,7 +2340,7 @@
         </w:tc>
         <w:tc>
           <w:tcPr>
-            <w:tcW w:w="885" w:type="dxa"/>
+            <w:tcW w:w="830" w:type="dxa"/>
             <w:tcBorders/>
             <w:shd w:color="auto" w:fill="FFFFFF" w:val="clear"/>
           </w:tcPr>
@@ -1757,7 +2365,7 @@
         </w:tc>
         <w:tc>
           <w:tcPr>
-            <w:tcW w:w="5855" w:type="dxa"/>
+            <w:tcW w:w="5501" w:type="dxa"/>
             <w:tcBorders/>
             <w:shd w:color="auto" w:fill="FFFFFF" w:val="clear"/>
           </w:tcPr>
@@ -1922,7 +2530,7 @@
         </w:tc>
         <w:tc>
           <w:tcPr>
-            <w:tcW w:w="1440" w:type="dxa"/>
+            <w:tcW w:w="1352" w:type="dxa"/>
             <w:tcBorders/>
             <w:shd w:color="auto" w:fill="FFFFFF" w:val="clear"/>
           </w:tcPr>
@@ -1948,7 +2556,7 @@
         </w:tc>
         <w:tc>
           <w:tcPr>
-            <w:tcW w:w="1255" w:type="dxa"/>
+            <w:tcW w:w="1181" w:type="dxa"/>
             <w:tcBorders/>
             <w:shd w:color="auto" w:fill="FFFFFF" w:val="clear"/>
             <w:vAlign w:val="center"/>
@@ -1980,7 +2588,7 @@
         </w:trPr>
         <w:tc>
           <w:tcPr>
-            <w:tcW w:w="510" w:type="dxa"/>
+            <w:tcW w:w="479" w:type="dxa"/>
             <w:tcBorders/>
             <w:shd w:color="auto" w:fill="FFFFFF" w:val="clear"/>
           </w:tcPr>
@@ -2013,7 +2621,7 @@
         </w:tc>
         <w:tc>
           <w:tcPr>
-            <w:tcW w:w="885" w:type="dxa"/>
+            <w:tcW w:w="830" w:type="dxa"/>
             <w:tcBorders/>
             <w:shd w:color="auto" w:fill="FFFFFF" w:val="clear"/>
           </w:tcPr>
@@ -2045,7 +2653,7 @@
         </w:tc>
         <w:tc>
           <w:tcPr>
-            <w:tcW w:w="5855" w:type="dxa"/>
+            <w:tcW w:w="5501" w:type="dxa"/>
             <w:tcBorders/>
             <w:shd w:color="auto" w:fill="FFFFFF" w:val="clear"/>
           </w:tcPr>
@@ -2106,7 +2714,7 @@
         </w:tc>
         <w:tc>
           <w:tcPr>
-            <w:tcW w:w="1440" w:type="dxa"/>
+            <w:tcW w:w="1352" w:type="dxa"/>
             <w:tcBorders/>
             <w:shd w:color="auto" w:fill="FFFFFF" w:val="clear"/>
           </w:tcPr>
@@ -2136,7 +2744,7 @@
         </w:tc>
         <w:tc>
           <w:tcPr>
-            <w:tcW w:w="1255" w:type="dxa"/>
+            <w:tcW w:w="1181" w:type="dxa"/>
             <w:tcBorders/>
             <w:shd w:color="auto" w:fill="FFFFFF" w:val="clear"/>
           </w:tcPr>
@@ -2192,9 +2800,9 @@
     <w:tbl>
       <w:tblPr>
         <w:tblStyle w:val="NormalTable0"/>
-        <w:tblW w:w="9945" w:type="dxa"/>
+        <w:tblW w:w="9343" w:type="dxa"/>
         <w:jc w:val="left"/>
-        <w:tblInd w:w="1" w:type="dxa"/>
+        <w:tblInd w:w="0" w:type="dxa"/>
         <w:tblLayout w:type="fixed"/>
         <w:tblCellMar>
           <w:top w:w="0" w:type="dxa"/>
@@ -2205,8 +2813,8 @@
         <w:tblLook w:val="04a0" w:noVBand="1" w:noHBand="0" w:lastColumn="0" w:firstColumn="1" w:lastRow="0" w:firstRow="1"/>
       </w:tblPr>
       <w:tblGrid>
-        <w:gridCol w:w="7183"/>
-        <w:gridCol w:w="2761"/>
+        <w:gridCol w:w="6748"/>
+        <w:gridCol w:w="2594"/>
       </w:tblGrid>
       <w:tr>
         <w:trPr>
@@ -2214,7 +2822,7 @@
         </w:trPr>
         <w:tc>
           <w:tcPr>
-            <w:tcW w:w="7183" w:type="dxa"/>
+            <w:tcW w:w="6748" w:type="dxa"/>
             <w:tcBorders/>
             <w:shd w:color="auto" w:fill="CCCCCC" w:val="clear"/>
           </w:tcPr>
@@ -2263,7 +2871,7 @@
         </w:tc>
         <w:tc>
           <w:tcPr>
-            <w:tcW w:w="2761" w:type="dxa"/>
+            <w:tcW w:w="2594" w:type="dxa"/>
             <w:tcBorders/>
             <w:shd w:color="auto" w:fill="CCCCCC" w:val="clear"/>
           </w:tcPr>
@@ -2324,7 +2932,7 @@
         </w:trPr>
         <w:tc>
           <w:tcPr>
-            <w:tcW w:w="7183" w:type="dxa"/>
+            <w:tcW w:w="6748" w:type="dxa"/>
             <w:tcBorders/>
             <w:shd w:color="auto" w:fill="FFFFFF" w:val="clear"/>
           </w:tcPr>
@@ -2372,7 +2980,7 @@
         </w:tc>
         <w:tc>
           <w:tcPr>
-            <w:tcW w:w="2761" w:type="dxa"/>
+            <w:tcW w:w="2594" w:type="dxa"/>
             <w:tcBorders/>
             <w:shd w:color="auto" w:fill="FFFFFF" w:val="clear"/>
           </w:tcPr>
@@ -2756,7 +3364,7 @@
         </w:rPr>
         <w:t xml:space="preserve">Bitte unterschreiben Sie bei Annahme an entsprechender Stelle und senden uns das Angebot wieder zurück - gerne auch per E-Mail an </w:t>
       </w:r>
-      <w:hyperlink r:id="rId3">
+      <w:hyperlink r:id="rId4">
         <w:r>
           <w:rPr>
             <w:rStyle w:val="Style"/>
@@ -3040,14 +3648,14 @@
       </w:r>
     </w:p>
     <w:sectPr>
-      <w:headerReference w:type="even" r:id="rId4"/>
-      <w:headerReference w:type="default" r:id="rId5"/>
-      <w:headerReference w:type="first" r:id="rId6"/>
-      <w:footerReference w:type="even" r:id="rId7"/>
-      <w:footerReference w:type="default" r:id="rId8"/>
-      <w:footerReference w:type="first" r:id="rId9"/>
+      <w:headerReference w:type="even" r:id="rId5"/>
+      <w:headerReference w:type="default" r:id="rId6"/>
+      <w:headerReference w:type="first" r:id="rId7"/>
+      <w:footerReference w:type="even" r:id="rId8"/>
+      <w:footerReference w:type="default" r:id="rId9"/>
+      <w:footerReference w:type="first" r:id="rId10"/>
       <w:type w:val="nextPage"/>
-      <w:pgSz w:w="12240" w:h="15840"/>
+      <w:pgSz w:w="11906" w:h="16838"/>
       <w:pgMar w:left="1440" w:right="1440" w:gutter="0" w:header="0" w:top="1440" w:footer="0" w:bottom="1440"/>
       <w:pgNumType w:start="1" w:fmt="decimal"/>
       <w:formProt w:val="false"/>
@@ -3077,9 +3685,9 @@
   <w:tbl>
     <w:tblPr>
       <w:tblStyle w:val="Standardowy"/>
-      <w:tblW w:w="9475" w:type="dxa"/>
+      <w:tblW w:w="9343" w:type="dxa"/>
       <w:jc w:val="left"/>
-      <w:tblInd w:w="-63" w:type="dxa"/>
+      <w:tblInd w:w="45" w:type="dxa"/>
       <w:tblLayout w:type="fixed"/>
       <w:tblCellMar>
         <w:top w:w="45" w:type="dxa"/>
@@ -3090,9 +3698,9 @@
       <w:tblLook w:val="0600" w:noVBand="1" w:noHBand="1" w:lastColumn="0" w:firstColumn="0" w:lastRow="0" w:firstRow="0"/>
     </w:tblPr>
     <w:tblGrid>
-      <w:gridCol w:w="3158"/>
-      <w:gridCol w:w="3158"/>
-      <w:gridCol w:w="3159"/>
+      <w:gridCol w:w="3114"/>
+      <w:gridCol w:w="3114"/>
+      <w:gridCol w:w="3115"/>
     </w:tblGrid>
     <w:tr>
       <w:trPr>
@@ -3100,7 +3708,7 @@
       </w:trPr>
       <w:tc>
         <w:tcPr>
-          <w:tcW w:w="3158" w:type="dxa"/>
+          <w:tcW w:w="3114" w:type="dxa"/>
           <w:tcBorders>
             <w:top w:val="single" w:sz="18" w:space="0" w:color="2E74B5"/>
           </w:tcBorders>
@@ -3233,7 +3841,7 @@
       </w:tc>
       <w:tc>
         <w:tcPr>
-          <w:tcW w:w="3158" w:type="dxa"/>
+          <w:tcW w:w="3114" w:type="dxa"/>
           <w:tcBorders>
             <w:top w:val="single" w:sz="18" w:space="0" w:color="2E74B5"/>
           </w:tcBorders>
@@ -3364,7 +3972,7 @@
       </w:tc>
       <w:tc>
         <w:tcPr>
-          <w:tcW w:w="3159" w:type="dxa"/>
+          <w:tcW w:w="3115" w:type="dxa"/>
           <w:tcBorders>
             <w:top w:val="single" w:sz="18" w:space="0" w:color="2E74B5"/>
           </w:tcBorders>
@@ -3555,7 +4163,7 @@
         <w:bCs w:val="false"/>
         <w:rFonts w:eastAsia="Open Sans" w:cs="Open Sans" w:ascii="Open Sans" w:hAnsi="Open Sans"/>
       </w:rPr>
-      <w:t>1</w:t>
+      <w:t>3</w:t>
     </w:r>
     <w:r>
       <w:rPr>
@@ -3657,9 +4265,9 @@
   <w:tbl>
     <w:tblPr>
       <w:tblStyle w:val="Standardowy"/>
-      <w:tblW w:w="9475" w:type="dxa"/>
+      <w:tblW w:w="9343" w:type="dxa"/>
       <w:jc w:val="left"/>
-      <w:tblInd w:w="-63" w:type="dxa"/>
+      <w:tblInd w:w="45" w:type="dxa"/>
       <w:tblLayout w:type="fixed"/>
       <w:tblCellMar>
         <w:top w:w="45" w:type="dxa"/>
@@ -3670,9 +4278,9 @@
       <w:tblLook w:val="0600" w:noVBand="1" w:noHBand="1" w:lastColumn="0" w:firstColumn="0" w:lastRow="0" w:firstRow="0"/>
     </w:tblPr>
     <w:tblGrid>
-      <w:gridCol w:w="3158"/>
-      <w:gridCol w:w="3158"/>
-      <w:gridCol w:w="3159"/>
+      <w:gridCol w:w="3114"/>
+      <w:gridCol w:w="3114"/>
+      <w:gridCol w:w="3115"/>
     </w:tblGrid>
     <w:tr>
       <w:trPr>
@@ -3680,7 +4288,7 @@
       </w:trPr>
       <w:tc>
         <w:tcPr>
-          <w:tcW w:w="3158" w:type="dxa"/>
+          <w:tcW w:w="3114" w:type="dxa"/>
           <w:tcBorders>
             <w:top w:val="single" w:sz="18" w:space="0" w:color="2E74B5"/>
           </w:tcBorders>
@@ -3813,7 +4421,7 @@
       </w:tc>
       <w:tc>
         <w:tcPr>
-          <w:tcW w:w="3158" w:type="dxa"/>
+          <w:tcW w:w="3114" w:type="dxa"/>
           <w:tcBorders>
             <w:top w:val="single" w:sz="18" w:space="0" w:color="2E74B5"/>
           </w:tcBorders>
@@ -3944,7 +4552,7 @@
       </w:tc>
       <w:tc>
         <w:tcPr>
-          <w:tcW w:w="3159" w:type="dxa"/>
+          <w:tcW w:w="3115" w:type="dxa"/>
           <w:tcBorders>
             <w:top w:val="single" w:sz="18" w:space="0" w:color="2E74B5"/>
           </w:tcBorders>
@@ -4135,7 +4743,7 @@
         <w:bCs w:val="false"/>
         <w:rFonts w:eastAsia="Open Sans" w:cs="Open Sans" w:ascii="Open Sans" w:hAnsi="Open Sans"/>
       </w:rPr>
-      <w:t>1</w:t>
+      <w:t>3</w:t>
     </w:r>
     <w:r>
       <w:rPr>
@@ -4270,7 +4878,7 @@
         <wp:inline distT="0" distB="0" distL="0" distR="0">
           <wp:extent cx="1585595" cy="920750"/>
           <wp:effectExtent l="0" t="0" r="0" b="0"/>
-          <wp:docPr id="1" name="image1.jpg" descr=""/>
+          <wp:docPr id="2" name="image1.jpg" descr=""/>
           <wp:cNvGraphicFramePr>
             <a:graphicFrameLocks xmlns:a="http://schemas.openxmlformats.org/drawingml/2006/main" noChangeAspect="1"/>
           </wp:cNvGraphicFramePr>
@@ -4278,7 +4886,7 @@
             <a:graphicData uri="http://schemas.openxmlformats.org/drawingml/2006/picture">
               <pic:pic xmlns:pic="http://schemas.openxmlformats.org/drawingml/2006/picture">
                 <pic:nvPicPr>
-                  <pic:cNvPr id="1" name="image1.jpg" descr=""/>
+                  <pic:cNvPr id="2" name="image1.jpg" descr=""/>
                   <pic:cNvPicPr>
                     <a:picLocks noChangeAspect="1" noChangeArrowheads="1"/>
                   </pic:cNvPicPr>
@@ -4333,7 +4941,7 @@
         <wp:inline distT="0" distB="0" distL="0" distR="0">
           <wp:extent cx="1585595" cy="920750"/>
           <wp:effectExtent l="0" t="0" r="0" b="0"/>
-          <wp:docPr id="2" name="image1.jpg" descr=""/>
+          <wp:docPr id="3" name="image1.jpg" descr=""/>
           <wp:cNvGraphicFramePr>
             <a:graphicFrameLocks xmlns:a="http://schemas.openxmlformats.org/drawingml/2006/main" noChangeAspect="1"/>
           </wp:cNvGraphicFramePr>
@@ -4341,7 +4949,7 @@
             <a:graphicData uri="http://schemas.openxmlformats.org/drawingml/2006/picture">
               <pic:pic xmlns:pic="http://schemas.openxmlformats.org/drawingml/2006/picture">
                 <pic:nvPicPr>
-                  <pic:cNvPr id="2" name="image1.jpg" descr=""/>
+                  <pic:cNvPr id="3" name="image1.jpg" descr=""/>
                   <pic:cNvPicPr>
                     <a:picLocks noChangeAspect="1" noChangeArrowheads="1"/>
                   </pic:cNvPicPr>
@@ -5130,6 +5738,13 @@
     <w:pPr/>
     <w:rPr/>
   </w:style>
+  <w:style w:type="paragraph" w:styleId="FrameContents">
+    <w:name w:val="Frame Contents"/>
+    <w:basedOn w:val="Normal"/>
+    <w:qFormat/>
+    <w:pPr/>
+    <w:rPr/>
+  </w:style>
   <w:style w:type="numbering" w:styleId="NoList" w:default="1">
     <w:name w:val="No List"/>
     <w:uiPriority w:val="99"/>

--- a/src/templates/Angebot-BWT.docx
+++ b/src/templates/Angebot-BWT.docx
@@ -16,19 +16,15 @@
       </w:pPr>
       <w:r>
         <w:rPr>
-          <w:rFonts w:eastAsia="Arial" w:cs="Arial" w:ascii="Arial" w:hAnsi="Arial"/>
-          <w:b/>
-          <w:bCs/>
-          <w:color w:val="000000"/>
-          <w:sz w:val="24"/>
-          <w:szCs w:val="24"/>
-        </w:rPr>
-      </w:r>
-      <w:r>
+          <w:rFonts w:eastAsia="Open Sans" w:cs="Open Sans" w:ascii="Open Sans" w:hAnsi="Open Sans"/>
+          <w:color w:val="070707"/>
+          <w:sz w:val="17"/>
+          <w:szCs w:val="17"/>
+        </w:rPr>
         <mc:AlternateContent>
           <mc:Choice Requires="wps">
             <w:drawing>
-              <wp:anchor behindDoc="0" distT="72390" distB="72390" distL="72390" distR="72390" simplePos="0" locked="0" layoutInCell="0" allowOverlap="1" relativeHeight="5">
+              <wp:anchor behindDoc="0" distT="72390" distB="72390" distL="71755" distR="72390" simplePos="0" locked="0" layoutInCell="0" allowOverlap="1" relativeHeight="5">
                 <wp:simplePos x="0" y="0"/>
                 <wp:positionH relativeFrom="page">
                   <wp:posOffset>720090</wp:posOffset>
@@ -43,17 +39,28 @@
                 <a:graphic xmlns:a="http://schemas.openxmlformats.org/drawingml/2006/main">
                   <a:graphicData uri="http://schemas.microsoft.com/office/word/2010/wordprocessingShape">
                     <wps:wsp>
-                      <wps:cNvSpPr txBox="1"/>
+                      <wps:cNvSpPr/>
                       <wps:spPr>
                         <a:xfrm>
                           <a:off x="0" y="0"/>
-                          <a:ext cx="6332855" cy="2288540"/>
+                          <a:ext cx="6332760" cy="2288520"/>
                         </a:xfrm>
-                        <a:prstGeom prst="rect"/>
+                        <a:prstGeom prst="rect">
+                          <a:avLst/>
+                        </a:prstGeom>
                         <a:solidFill>
-                          <a:srgbClr val="FFFFFF"/>
+                          <a:srgbClr val="ffffff"/>
                         </a:solidFill>
+                        <a:ln w="0">
+                          <a:noFill/>
+                        </a:ln>
                       </wps:spPr>
+                      <wps:style>
+                        <a:lnRef idx="0"/>
+                        <a:fillRef idx="0"/>
+                        <a:effectRef idx="0"/>
+                        <a:fontRef idx="minor"/>
+                      </wps:style>
                       <wps:txbx>
                         <w:txbxContent>
                           <w:p>
@@ -123,8 +130,8 @@
                               <w:tblLook w:val="04a0" w:noVBand="1" w:noHBand="0" w:lastColumn="0" w:firstColumn="1" w:lastRow="0" w:firstRow="1"/>
                             </w:tblPr>
                             <w:tblGrid>
-                              <w:gridCol w:w="4799"/>
-                              <w:gridCol w:w="2401"/>
+                              <w:gridCol w:w="4798"/>
+                              <w:gridCol w:w="2402"/>
                               <w:gridCol w:w="2835"/>
                             </w:tblGrid>
                             <w:tr>
@@ -133,7 +140,7 @@
                               </w:trPr>
                               <w:tc>
                                 <w:tcPr>
-                                  <w:tcW w:w="4799" w:type="dxa"/>
+                                  <w:tcW w:w="4798" w:type="dxa"/>
                                   <w:tcBorders>
                                     <w:top w:val="single" w:sz="8" w:space="0" w:color="FFFFFF"/>
                                     <w:left w:val="single" w:sz="8" w:space="0" w:color="FFFFFF"/>
@@ -237,7 +244,7 @@
                               </w:tc>
                               <w:tc>
                                 <w:tcPr>
-                                  <w:tcW w:w="2401" w:type="dxa"/>
+                                  <w:tcW w:w="2402" w:type="dxa"/>
                                   <w:tcBorders>
                                     <w:top w:val="single" w:sz="8" w:space="0" w:color="FFFFFF"/>
                                     <w:left w:val="single" w:sz="8" w:space="0" w:color="FFFFFF"/>
@@ -628,17 +635,12 @@
                               </w:rPr>
                             </w:pPr>
                             <w:r>
-                              <w:rPr>
-                                <w:rFonts w:eastAsia="Open Sans" w:cs="Open Sans" w:ascii="Open Sans" w:hAnsi="Open Sans"/>
-                                <w:color w:val="070707"/>
-                                <w:sz w:val="17"/>
-                                <w:szCs w:val="17"/>
-                              </w:rPr>
+                              <w:rPr/>
                             </w:r>
                           </w:p>
                         </w:txbxContent>
                       </wps:txbx>
-                      <wps:bodyPr anchor="t" lIns="0" tIns="0" rIns="0" bIns="0">
+                      <wps:bodyPr lIns="0" rIns="0" tIns="0" bIns="0" anchor="t">
                         <a:noAutofit/>
                       </wps:bodyPr>
                     </wps:wsp>
@@ -649,8 +651,10 @@
           </mc:Choice>
           <mc:Fallback>
             <w:pict>
-              <v:rect style="position:absolute;rotation:-0;width:498.65pt;height:180.2pt;mso-wrap-distance-left:5.7pt;mso-wrap-distance-right:5.7pt;mso-wrap-distance-top:5.7pt;mso-wrap-distance-bottom:5.7pt;margin-top:116.2pt;mso-position-vertical-relative:page;margin-left:56.7pt;mso-position-horizontal-relative:page">
-                <v:textbox inset="0in,0in,0in,0in">
+              <v:rect id="shape_0" ID="Frame1" path="m0,0l-2147483645,0l-2147483645,-2147483646l0,-2147483646xe" fillcolor="white" stroked="f" o:allowincell="f" style="position:absolute;margin-left:56.7pt;margin-top:116.2pt;width:498.6pt;height:180.15pt;mso-wrap-style:square;v-text-anchor:top;mso-position-horizontal-relative:page;mso-position-vertical-relative:page">
+                <v:fill o:detectmouseclick="t" type="solid" color2="black"/>
+                <v:stroke color="#3465a4" joinstyle="round" endcap="flat"/>
+                <v:textbox>
                   <w:txbxContent>
                     <w:p>
                       <w:pPr>
@@ -719,8 +723,8 @@
                         <w:tblLook w:val="04a0" w:noVBand="1" w:noHBand="0" w:lastColumn="0" w:firstColumn="1" w:lastRow="0" w:firstRow="1"/>
                       </w:tblPr>
                       <w:tblGrid>
-                        <w:gridCol w:w="4799"/>
-                        <w:gridCol w:w="2401"/>
+                        <w:gridCol w:w="4798"/>
+                        <w:gridCol w:w="2402"/>
                         <w:gridCol w:w="2835"/>
                       </w:tblGrid>
                       <w:tr>
@@ -729,7 +733,7 @@
                         </w:trPr>
                         <w:tc>
                           <w:tcPr>
-                            <w:tcW w:w="4799" w:type="dxa"/>
+                            <w:tcW w:w="4798" w:type="dxa"/>
                             <w:tcBorders>
                               <w:top w:val="single" w:sz="8" w:space="0" w:color="FFFFFF"/>
                               <w:left w:val="single" w:sz="8" w:space="0" w:color="FFFFFF"/>
@@ -833,7 +837,7 @@
                         </w:tc>
                         <w:tc>
                           <w:tcPr>
-                            <w:tcW w:w="2401" w:type="dxa"/>
+                            <w:tcW w:w="2402" w:type="dxa"/>
                             <w:tcBorders>
                               <w:top w:val="single" w:sz="8" w:space="0" w:color="FFFFFF"/>
                               <w:left w:val="single" w:sz="8" w:space="0" w:color="FFFFFF"/>
@@ -1224,12 +1228,7 @@
                         </w:rPr>
                       </w:pPr>
                       <w:r>
-                        <w:rPr>
-                          <w:rFonts w:eastAsia="Open Sans" w:cs="Open Sans" w:ascii="Open Sans" w:hAnsi="Open Sans"/>
-                          <w:color w:val="070707"/>
-                          <w:sz w:val="17"/>
-                          <w:szCs w:val="17"/>
-                        </w:rPr>
+                        <w:rPr/>
                       </w:r>
                     </w:p>
                   </w:txbxContent>
@@ -1359,8 +1358,8 @@
       </w:tblPr>
       <w:tblGrid>
         <w:gridCol w:w="479"/>
-        <w:gridCol w:w="830"/>
-        <w:gridCol w:w="5501"/>
+        <w:gridCol w:w="829"/>
+        <w:gridCol w:w="5502"/>
         <w:gridCol w:w="1352"/>
         <w:gridCol w:w="1181"/>
       </w:tblGrid>
@@ -1403,7 +1402,7 @@
         </w:tc>
         <w:tc>
           <w:tcPr>
-            <w:tcW w:w="830" w:type="dxa"/>
+            <w:tcW w:w="829" w:type="dxa"/>
             <w:tcBorders/>
             <w:shd w:color="auto" w:fill="CCCCCC" w:val="clear"/>
           </w:tcPr>
@@ -1436,7 +1435,7 @@
         </w:tc>
         <w:tc>
           <w:tcPr>
-            <w:tcW w:w="5501" w:type="dxa"/>
+            <w:tcW w:w="5502" w:type="dxa"/>
             <w:tcBorders/>
             <w:shd w:color="auto" w:fill="CCCCCC" w:val="clear"/>
           </w:tcPr>
@@ -1559,7 +1558,7 @@
         </w:tc>
         <w:tc>
           <w:tcPr>
-            <w:tcW w:w="830" w:type="dxa"/>
+            <w:tcW w:w="829" w:type="dxa"/>
             <w:tcBorders/>
             <w:shd w:color="auto" w:fill="FFFFFF" w:val="clear"/>
           </w:tcPr>
@@ -1590,7 +1589,7 @@
         </w:tc>
         <w:tc>
           <w:tcPr>
-            <w:tcW w:w="5501" w:type="dxa"/>
+            <w:tcW w:w="5502" w:type="dxa"/>
             <w:tcBorders/>
             <w:shd w:color="auto" w:fill="FFFFFF" w:val="clear"/>
           </w:tcPr>
@@ -1743,7 +1742,7 @@
         </w:tc>
         <w:tc>
           <w:tcPr>
-            <w:tcW w:w="830" w:type="dxa"/>
+            <w:tcW w:w="829" w:type="dxa"/>
             <w:tcBorders/>
             <w:shd w:color="auto" w:fill="FFFFFF" w:val="clear"/>
             <w:tcMar>
@@ -1772,7 +1771,7 @@
         </w:tc>
         <w:tc>
           <w:tcPr>
-            <w:tcW w:w="5501" w:type="dxa"/>
+            <w:tcW w:w="5502" w:type="dxa"/>
             <w:tcBorders/>
             <w:shd w:color="auto" w:fill="FFFFFF" w:val="clear"/>
             <w:tcMar>
@@ -2133,8 +2132,8 @@
       </w:tblPr>
       <w:tblGrid>
         <w:gridCol w:w="479"/>
-        <w:gridCol w:w="830"/>
-        <w:gridCol w:w="5501"/>
+        <w:gridCol w:w="829"/>
+        <w:gridCol w:w="5502"/>
         <w:gridCol w:w="1352"/>
         <w:gridCol w:w="1181"/>
       </w:tblGrid>
@@ -2174,7 +2173,7 @@
         </w:tc>
         <w:tc>
           <w:tcPr>
-            <w:tcW w:w="830" w:type="dxa"/>
+            <w:tcW w:w="829" w:type="dxa"/>
             <w:tcBorders/>
             <w:shd w:color="auto" w:fill="FFFFFF" w:val="clear"/>
           </w:tcPr>
@@ -2205,7 +2204,7 @@
         </w:tc>
         <w:tc>
           <w:tcPr>
-            <w:tcW w:w="5501" w:type="dxa"/>
+            <w:tcW w:w="5502" w:type="dxa"/>
             <w:tcBorders/>
             <w:shd w:color="auto" w:fill="FFFFFF" w:val="clear"/>
           </w:tcPr>
@@ -2340,7 +2339,7 @@
         </w:tc>
         <w:tc>
           <w:tcPr>
-            <w:tcW w:w="830" w:type="dxa"/>
+            <w:tcW w:w="829" w:type="dxa"/>
             <w:tcBorders/>
             <w:shd w:color="auto" w:fill="FFFFFF" w:val="clear"/>
           </w:tcPr>
@@ -2365,7 +2364,7 @@
         </w:tc>
         <w:tc>
           <w:tcPr>
-            <w:tcW w:w="5501" w:type="dxa"/>
+            <w:tcW w:w="5502" w:type="dxa"/>
             <w:tcBorders/>
             <w:shd w:color="auto" w:fill="FFFFFF" w:val="clear"/>
           </w:tcPr>
@@ -2621,7 +2620,7 @@
         </w:tc>
         <w:tc>
           <w:tcPr>
-            <w:tcW w:w="830" w:type="dxa"/>
+            <w:tcW w:w="829" w:type="dxa"/>
             <w:tcBorders/>
             <w:shd w:color="auto" w:fill="FFFFFF" w:val="clear"/>
           </w:tcPr>
@@ -2653,7 +2652,7 @@
         </w:tc>
         <w:tc>
           <w:tcPr>
-            <w:tcW w:w="5501" w:type="dxa"/>
+            <w:tcW w:w="5502" w:type="dxa"/>
             <w:tcBorders/>
             <w:shd w:color="auto" w:fill="FFFFFF" w:val="clear"/>
           </w:tcPr>
@@ -2813,8 +2812,8 @@
         <w:tblLook w:val="04a0" w:noVBand="1" w:noHBand="0" w:lastColumn="0" w:firstColumn="1" w:lastRow="0" w:firstRow="1"/>
       </w:tblPr>
       <w:tblGrid>
-        <w:gridCol w:w="6748"/>
-        <w:gridCol w:w="2594"/>
+        <w:gridCol w:w="4253"/>
+        <w:gridCol w:w="5089"/>
       </w:tblGrid>
       <w:tr>
         <w:trPr>
@@ -2822,7 +2821,7 @@
         </w:trPr>
         <w:tc>
           <w:tcPr>
-            <w:tcW w:w="6748" w:type="dxa"/>
+            <w:tcW w:w="4253" w:type="dxa"/>
             <w:tcBorders/>
             <w:shd w:color="auto" w:fill="CCCCCC" w:val="clear"/>
           </w:tcPr>
@@ -2871,7 +2870,7 @@
         </w:tc>
         <w:tc>
           <w:tcPr>
-            <w:tcW w:w="2594" w:type="dxa"/>
+            <w:tcW w:w="5089" w:type="dxa"/>
             <w:tcBorders/>
             <w:shd w:color="auto" w:fill="CCCCCC" w:val="clear"/>
           </w:tcPr>
@@ -2932,7 +2931,7 @@
         </w:trPr>
         <w:tc>
           <w:tcPr>
-            <w:tcW w:w="6748" w:type="dxa"/>
+            <w:tcW w:w="4253" w:type="dxa"/>
             <w:tcBorders/>
             <w:shd w:color="auto" w:fill="FFFFFF" w:val="clear"/>
           </w:tcPr>
@@ -2980,7 +2979,7 @@
         </w:tc>
         <w:tc>
           <w:tcPr>
-            <w:tcW w:w="2594" w:type="dxa"/>
+            <w:tcW w:w="5089" w:type="dxa"/>
             <w:tcBorders/>
             <w:shd w:color="auto" w:fill="FFFFFF" w:val="clear"/>
           </w:tcPr>
@@ -5738,6 +5737,13 @@
     <w:pPr/>
     <w:rPr/>
   </w:style>
+  <w:style w:type="paragraph" w:styleId="FrameContentsuser">
+    <w:name w:val="Frame Contents (user)"/>
+    <w:basedOn w:val="Normal"/>
+    <w:qFormat/>
+    <w:pPr/>
+    <w:rPr/>
+  </w:style>
   <w:style w:type="paragraph" w:styleId="FrameContents">
     <w:name w:val="Frame Contents"/>
     <w:basedOn w:val="Normal"/>

--- a/src/templates/Angebot-BWT.docx
+++ b/src/templates/Angebot-BWT.docx
@@ -3261,13 +3261,17 @@
       </w:r>
       <w:r>
         <w:rPr>
+          <w:rFonts w:ascii="Open Sans" w:hAnsi="Open Sans" w:eastAsia="Open Sans" w:cs="Open Sans"/>
           <w:b/>
+          <w:color w:val="030303"/>
           <w:lang w:val="de-DE"/>
         </w:rPr>
         <w:t>{Text}</w:t>
       </w:r>
       <w:r>
         <w:rPr>
+          <w:rFonts w:ascii="Open Sans" w:hAnsi="Open Sans" w:eastAsia="Open Sans" w:cs="Open Sans"/>
+          <w:color w:val="030303"/>
           <w:lang w:val="de-DE"/>
         </w:rPr>
         <w:t>{/IsTitle}{^IsTitle}{Text}{/IsTitle}{/SelfPayLines}</w:t>

--- a/src/templates/Angebot-BWT.docx
+++ b/src/templates/Angebot-BWT.docx
@@ -24,7 +24,7 @@
         <mc:AlternateContent>
           <mc:Choice Requires="wps">
             <w:drawing>
-              <wp:anchor behindDoc="0" distT="72390" distB="72390" distL="71755" distR="72390" simplePos="0" locked="0" layoutInCell="0" allowOverlap="1" relativeHeight="5">
+              <wp:anchor behindDoc="0" distT="72390" distB="72390" distL="71120" distR="72390" simplePos="0" locked="0" layoutInCell="0" allowOverlap="1" relativeHeight="5">
                 <wp:simplePos x="0" y="0"/>
                 <wp:positionH relativeFrom="page">
                   <wp:posOffset>720090</wp:posOffset>
@@ -130,8 +130,8 @@
                               <w:tblLook w:val="04a0" w:noVBand="1" w:noHBand="0" w:lastColumn="0" w:firstColumn="1" w:lastRow="0" w:firstRow="1"/>
                             </w:tblPr>
                             <w:tblGrid>
-                              <w:gridCol w:w="4798"/>
-                              <w:gridCol w:w="2402"/>
+                              <w:gridCol w:w="4797"/>
+                              <w:gridCol w:w="2403"/>
                               <w:gridCol w:w="2835"/>
                             </w:tblGrid>
                             <w:tr>
@@ -140,7 +140,7 @@
                               </w:trPr>
                               <w:tc>
                                 <w:tcPr>
-                                  <w:tcW w:w="4798" w:type="dxa"/>
+                                  <w:tcW w:w="4797" w:type="dxa"/>
                                   <w:tcBorders>
                                     <w:top w:val="single" w:sz="8" w:space="0" w:color="FFFFFF"/>
                                     <w:left w:val="single" w:sz="8" w:space="0" w:color="FFFFFF"/>
@@ -244,7 +244,7 @@
                               </w:tc>
                               <w:tc>
                                 <w:tcPr>
-                                  <w:tcW w:w="2402" w:type="dxa"/>
+                                  <w:tcW w:w="2403" w:type="dxa"/>
                                   <w:tcBorders>
                                     <w:top w:val="single" w:sz="8" w:space="0" w:color="FFFFFF"/>
                                     <w:left w:val="single" w:sz="8" w:space="0" w:color="FFFFFF"/>
@@ -635,7 +635,9 @@
                               </w:rPr>
                             </w:pPr>
                             <w:r>
-                              <w:rPr/>
+                              <w:rPr>
+                                <w:color w:val="000000"/>
+                              </w:rPr>
                             </w:r>
                           </w:p>
                         </w:txbxContent>
@@ -723,8 +725,8 @@
                         <w:tblLook w:val="04a0" w:noVBand="1" w:noHBand="0" w:lastColumn="0" w:firstColumn="1" w:lastRow="0" w:firstRow="1"/>
                       </w:tblPr>
                       <w:tblGrid>
-                        <w:gridCol w:w="4798"/>
-                        <w:gridCol w:w="2402"/>
+                        <w:gridCol w:w="4797"/>
+                        <w:gridCol w:w="2403"/>
                         <w:gridCol w:w="2835"/>
                       </w:tblGrid>
                       <w:tr>
@@ -733,7 +735,7 @@
                         </w:trPr>
                         <w:tc>
                           <w:tcPr>
-                            <w:tcW w:w="4798" w:type="dxa"/>
+                            <w:tcW w:w="4797" w:type="dxa"/>
                             <w:tcBorders>
                               <w:top w:val="single" w:sz="8" w:space="0" w:color="FFFFFF"/>
                               <w:left w:val="single" w:sz="8" w:space="0" w:color="FFFFFF"/>
@@ -837,7 +839,7 @@
                         </w:tc>
                         <w:tc>
                           <w:tcPr>
-                            <w:tcW w:w="2402" w:type="dxa"/>
+                            <w:tcW w:w="2403" w:type="dxa"/>
                             <w:tcBorders>
                               <w:top w:val="single" w:sz="8" w:space="0" w:color="FFFFFF"/>
                               <w:left w:val="single" w:sz="8" w:space="0" w:color="FFFFFF"/>
@@ -1228,7 +1230,9 @@
                         </w:rPr>
                       </w:pPr>
                       <w:r>
-                        <w:rPr/>
+                        <w:rPr>
+                          <w:color w:val="000000"/>
+                        </w:rPr>
                       </w:r>
                     </w:p>
                   </w:txbxContent>
@@ -3096,79 +3100,85 @@
     <w:p>
       <w:pPr>
         <w:pStyle w:val="Normal"/>
-        <w:ind w:left="125"/>
+        <w:widowControl w:val="false"/>
+        <w:bidi w:val="0"/>
+        <w:spacing w:lineRule="auto" w:line="286" w:before="0" w:after="0"/>
+        <w:ind w:hanging="0" w:left="0" w:right="0"/>
+        <w:jc w:val="left"/>
         <w:rPr>
           <w:rFonts w:ascii="Open Sans" w:hAnsi="Open Sans" w:eastAsia="Open Sans" w:cs="Open Sans"/>
-          <w:color w:val="000000"/>
+          <w:b/>
+          <w:bCs/>
+          <w:color w:val="030303"/>
           <w:lang w:val="de-DE"/>
         </w:rPr>
       </w:pPr>
       <w:r>
         <w:rPr>
           <w:rFonts w:eastAsia="Open Sans" w:cs="Open Sans" w:ascii="Open Sans" w:hAnsi="Open Sans"/>
+          <w:b/>
+          <w:bCs/>
           <w:color w:val="030303"/>
           <w:lang w:val="de-DE"/>
         </w:rPr>
-        <w:t>Es handelt sich hierbei um ein Festpreisangebot für die oben definierten Leistungen. Für eine Teilbeauftragung wäre ein neues Angebot erforderlich.{#EbenerdigHinweis}</w:t>
-      </w:r>
-    </w:p>
-    <w:p>
-      <w:pPr>
-        <w:pStyle w:val="normal1"/>
-        <w:spacing w:before="23" w:after="0"/>
-        <w:rPr>
-          <w:rFonts w:ascii="Open Sans" w:hAnsi="Open Sans" w:eastAsia="Open Sans" w:cs="Open Sans"/>
-          <w:color w:val="000000"/>
-          <w:lang w:val="de-DE"/>
-        </w:rPr>
-      </w:pPr>
-      <w:r>
-        <w:rPr>
-          <w:rFonts w:eastAsia="Open Sans" w:cs="Open Sans" w:ascii="Open Sans" w:hAnsi="Open Sans"/>
-          <w:color w:val="000000"/>
-          <w:lang w:val="de-DE"/>
-        </w:rPr>
+        <w:t>Wichtige Hinweise:</w:t>
       </w:r>
     </w:p>
     <w:p>
       <w:pPr>
         <w:pStyle w:val="Normal"/>
-        <w:spacing w:lineRule="auto" w:line="286"/>
-        <w:ind w:left="123"/>
-        <w:rPr>
-          <w:rFonts w:ascii="Open Sans" w:hAnsi="Open Sans" w:eastAsia="Open Sans" w:cs="Open Sans"/>
-          <w:color w:val="000000"/>
-          <w:lang w:val="de-DE"/>
-        </w:rPr>
+        <w:widowControl w:val="false"/>
+        <w:numPr>
+          <w:ilvl w:val="0"/>
+          <w:numId w:val="1"/>
+        </w:numPr>
+        <w:suppressAutoHyphens w:val="true"/>
+        <w:bidi w:val="0"/>
+        <w:spacing w:lineRule="auto" w:line="286" w:before="0" w:after="0"/>
+        <w:ind w:hanging="283" w:left="340" w:right="0"/>
+        <w:jc w:val="left"/>
+        <w:rPr/>
       </w:pPr>
-      <w:r>
-        <w:rPr>
-          <w:rFonts w:eastAsia="Open Sans Semibold" w:cs="Open Sans Semibold" w:ascii="Open Sans Semibold" w:hAnsi="Open Sans Semibold"/>
-          <w:color w:val="030303"/>
-          <w:lang w:val="de-DE"/>
-        </w:rPr>
-        <w:t>HINWEIS:</w:t>
-      </w:r>
       <w:r>
         <w:rPr>
           <w:rFonts w:eastAsia="Open Sans" w:cs="Open Sans" w:ascii="Open Sans" w:hAnsi="Open Sans"/>
           <w:color w:val="030303"/>
           <w:lang w:val="de-DE"/>
         </w:rPr>
-        <w:t xml:space="preserve"> Ob eine ebenerdige Montage der Duschwanne möglich ist, kann erst nach dem Ausbau der bestehenden Wanne beurteilen werden. Sollten dabei zusätzliche oder weitere Leistungen erforderlich oder von Ihnen gewünscht sein, können zusätzliche Kosten entstehen.{/EbenerdigHinweis}</w:t>
+        <w:t xml:space="preserve">Es handelt sich hierbei um ein Festpreisangebot für die oben definierten Leistungen. </w:t>
       </w:r>
       <w:r>
         <w:rPr>
+          <w:rFonts w:ascii="Open Sans" w:hAnsi="Open Sans"/>
+        </w:rPr>
+        <w:t>Für eine Teilbeauftragung wäre ein neues Angebot erforderlich</w:t>
+      </w:r>
+      <w:r>
+        <w:rPr/>
+        <w:t>.</w:t>
+      </w:r>
+      <w:r>
+        <w:rPr>
+          <w:rFonts w:eastAsia="Open Sans" w:cs="Open Sans" w:ascii="Open Sans" w:hAnsi="Open Sans"/>
+          <w:color w:val="030303"/>
           <w:lang w:val="de-DE"/>
         </w:rPr>
-        <w:br/>
+        <w:t>{#hasSubsidyLine}</w:t>
       </w:r>
     </w:p>
     <w:p>
       <w:pPr>
         <w:pStyle w:val="Normal"/>
-        <w:spacing w:lineRule="auto" w:line="283"/>
-        <w:ind w:left="125" w:right="1024"/>
+        <w:widowControl w:val="false"/>
+        <w:numPr>
+          <w:ilvl w:val="0"/>
+          <w:numId w:val="1"/>
+        </w:numPr>
+        <w:suppressAutoHyphens w:val="true"/>
+        <w:bidi w:val="0"/>
+        <w:spacing w:lineRule="auto" w:line="286" w:before="170" w:after="0"/>
+        <w:ind w:hanging="283" w:left="340" w:right="0"/>
+        <w:jc w:val="left"/>
         <w:rPr>
           <w:rFonts w:ascii="Open Sans" w:hAnsi="Open Sans" w:eastAsia="Open Sans" w:cs="Open Sans"/>
           <w:color w:val="030303"/>
@@ -3181,87 +3191,110 @@
           <w:color w:val="030303"/>
           <w:lang w:val="de-DE"/>
         </w:rPr>
-        <w:t>Diese werden vorab mit Ihnen besprochen, bedürfen lhrer Zustimmung und werden auf Regiebasis nach tatsächlichem Aufwand abgerechnet. (Stundensatz-Facharbeiter: {RegieRateFmt} netto){#hasSubsidyLine}</w:t>
-      </w:r>
-      <w:r>
-        <w:rPr>
-          <w:lang w:val="de-DE"/>
-        </w:rPr>
-        <w:br/>
-        <w:br/>
-      </w:r>
-      <w:r>
-        <w:rPr>
-          <w:rFonts w:eastAsia="Open Sans" w:cs="Open Sans" w:ascii="Open Sans" w:hAnsi="Open Sans"/>
-          <w:color w:val="030303"/>
-          <w:lang w:val="de-DE"/>
-        </w:rPr>
-        <w:t xml:space="preserve">Der Selbstkostenanteil beträgt </w:t>
-      </w:r>
-      <w:r>
-        <w:rPr>
-          <w:rFonts w:eastAsia="Open Sans" w:cs="Open Sans" w:ascii="Open Sans" w:hAnsi="Open Sans"/>
-          <w:b/>
-          <w:bCs/>
-          <w:color w:val="030303"/>
-          <w:lang w:val="de-DE"/>
-        </w:rPr>
-        <w:t>{SelbstkostenanteilFmt}</w:t>
-      </w:r>
-      <w:r>
-        <w:rPr>
-          <w:rFonts w:eastAsia="Open Sans" w:cs="Open Sans" w:ascii="Open Sans" w:hAnsi="Open Sans"/>
-          <w:color w:val="030303"/>
-          <w:lang w:val="de-DE"/>
-        </w:rPr>
-        <w:t xml:space="preserve"> unter Berücksichtigung eines gewährten Zuschusses durch die Pflegekasse i.H.v. </w:t>
-      </w:r>
-      <w:r>
-        <w:rPr>
-          <w:rFonts w:eastAsia="Open Sans" w:cs="Open Sans" w:ascii="Open Sans" w:hAnsi="Open Sans"/>
-          <w:b/>
-          <w:bCs/>
-          <w:color w:val="030303"/>
-          <w:lang w:val="de-DE"/>
-        </w:rPr>
-        <w:t>{Zuschusskrankenkasse}</w:t>
-      </w:r>
-      <w:r>
-        <w:rPr>
-          <w:rFonts w:eastAsia="Open Sans" w:cs="Open Sans" w:ascii="Open Sans" w:hAnsi="Open Sans"/>
-          <w:color w:val="030303"/>
-          <w:lang w:val="de-DE"/>
-        </w:rPr>
-        <w:t>.{/hasSubsidyLine}</w:t>
+        <w:t>Ihr Eigenanteil beträgt {SelbstkostenanteilFmt} unter Berücksichtigung eines gewährten Zuschusses durch die Pflegekasse i.H.v. {Zuschusskrankenkasse}.{/hasSubsidyLine}{#IsKassenkunde}</w:t>
       </w:r>
     </w:p>
     <w:p>
       <w:pPr>
         <w:pStyle w:val="Normal"/>
-        <w:spacing w:lineRule="auto" w:line="283"/>
-        <w:ind w:left="125" w:right="1024"/>
+        <w:widowControl w:val="false"/>
+        <w:numPr>
+          <w:ilvl w:val="0"/>
+          <w:numId w:val="1"/>
+        </w:numPr>
+        <w:suppressAutoHyphens w:val="true"/>
+        <w:bidi w:val="0"/>
+        <w:spacing w:lineRule="auto" w:line="286" w:before="170" w:after="0"/>
+        <w:ind w:hanging="283" w:left="340" w:right="0"/>
+        <w:jc w:val="left"/>
         <w:rPr>
           <w:rFonts w:ascii="Open Sans" w:hAnsi="Open Sans" w:eastAsia="Open Sans" w:cs="Open Sans"/>
-          <w:b/>
-          <w:bCs/>
-          <w:i/>
-          <w:i/>
-          <w:iCs/>
           <w:color w:val="030303"/>
           <w:lang w:val="de-DE"/>
         </w:rPr>
       </w:pPr>
       <w:r>
         <w:rPr>
+          <w:rFonts w:eastAsia="Open Sans" w:cs="Open Sans" w:ascii="Open Sans" w:hAnsi="Open Sans"/>
+          <w:color w:val="030303"/>
           <w:lang w:val="de-DE"/>
         </w:rPr>
+        <w:t>Der Auftrag kommt erst mit schriftlicher Bewilligung des Zuschusses durch die Pflegekasse zustande. Wird der Zuschuss abgelehnt, können Sie – wenn gewünscht – den Auftrag auch auf eigene Kosten erteilen. Es gilt dann der angebotene Preis.{/IsKassenkunde}{#VermieterZustimmungHinweis}</w:t>
+      </w:r>
+    </w:p>
+    <w:p>
+      <w:pPr>
+        <w:pStyle w:val="Normal"/>
+        <w:widowControl w:val="false"/>
+        <w:numPr>
+          <w:ilvl w:val="0"/>
+          <w:numId w:val="1"/>
+        </w:numPr>
+        <w:suppressAutoHyphens w:val="true"/>
+        <w:bidi w:val="0"/>
+        <w:spacing w:lineRule="auto" w:line="286" w:before="170" w:after="0"/>
+        <w:ind w:hanging="283" w:left="340" w:right="0"/>
+        <w:jc w:val="left"/>
+        <w:rPr>
+          <w:rFonts w:ascii="Open Sans" w:hAnsi="Open Sans" w:eastAsia="Open Sans" w:cs="Open Sans"/>
+          <w:color w:val="030303"/>
+          <w:lang w:val="de-DE"/>
+        </w:rPr>
+      </w:pPr>
+      <w:r>
+        <w:rPr>
+          <w:rFonts w:eastAsia="Open Sans" w:cs="Open Sans" w:ascii="Open Sans" w:hAnsi="Open Sans"/>
+          <w:color w:val="030303"/>
+          <w:lang w:val="de-DE"/>
+        </w:rPr>
+        <w:t>Der Auftrag kommt erst mit schriftlicher Zustimmung des Vermieters zustande.{/VermieterZustimmungHinweis}</w:t>
+      </w:r>
+    </w:p>
+    <w:p>
+      <w:pPr>
+        <w:pStyle w:val="Normal"/>
+        <w:widowControl w:val="false"/>
+        <w:suppressAutoHyphens w:val="true"/>
+        <w:bidi w:val="0"/>
+        <w:spacing w:lineRule="auto" w:line="286" w:before="170" w:after="0"/>
+        <w:ind w:hanging="283" w:left="340" w:right="0"/>
+        <w:jc w:val="left"/>
+        <w:rPr>
+          <w:rFonts w:ascii="Open Sans" w:hAnsi="Open Sans"/>
+          <w:lang w:val="de-DE"/>
+        </w:rPr>
+      </w:pPr>
+      <w:r>
+        <w:rPr>
+          <w:rFonts w:ascii="Open Sans" w:hAnsi="Open Sans"/>
+          <w:lang w:val="de-DE"/>
+        </w:rPr>
         <w:t>{#SelfPayLines}</w:t>
-        <w:br/>
+      </w:r>
+    </w:p>
+    <w:p>
+      <w:pPr>
+        <w:pStyle w:val="Normal"/>
+        <w:widowControl w:val="false"/>
+        <w:suppressAutoHyphens w:val="true"/>
+        <w:bidi w:val="0"/>
+        <w:spacing w:lineRule="auto" w:line="286" w:before="0" w:after="0"/>
+        <w:ind w:hanging="283" w:left="340" w:right="0"/>
+        <w:jc w:val="left"/>
+        <w:rPr>
+          <w:rFonts w:ascii="Open Sans" w:hAnsi="Open Sans"/>
+        </w:rPr>
+      </w:pPr>
+      <w:r>
+        <w:rPr>
+          <w:rFonts w:ascii="Open Sans" w:hAnsi="Open Sans"/>
+          <w:lang w:val="de-DE"/>
+        </w:rPr>
         <w:t>{#IsTitle}</w:t>
       </w:r>
       <w:r>
         <w:rPr>
-          <w:rFonts w:ascii="Open Sans" w:hAnsi="Open Sans" w:eastAsia="Open Sans" w:cs="Open Sans"/>
+          <w:rFonts w:eastAsia="Open Sans" w:cs="Open Sans" w:ascii="Open Sans" w:hAnsi="Open Sans"/>
           <w:b/>
           <w:color w:val="030303"/>
           <w:lang w:val="de-DE"/>
@@ -3270,7 +3303,7 @@
       </w:r>
       <w:r>
         <w:rPr>
-          <w:rFonts w:ascii="Open Sans" w:hAnsi="Open Sans" w:eastAsia="Open Sans" w:cs="Open Sans"/>
+          <w:rFonts w:eastAsia="Open Sans" w:cs="Open Sans" w:ascii="Open Sans" w:hAnsi="Open Sans"/>
           <w:color w:val="030303"/>
           <w:lang w:val="de-DE"/>
         </w:rPr>
@@ -3280,11 +3313,13 @@
     <w:p>
       <w:pPr>
         <w:pStyle w:val="Normal"/>
-        <w:spacing w:before="1" w:after="0"/>
-        <w:ind w:hanging="5" w:left="125" w:right="-89"/>
-        <w:rPr>
-          <w:rFonts w:ascii="Open Sans" w:hAnsi="Open Sans"/>
-        </w:rPr>
+        <w:widowControl w:val="false"/>
+        <w:suppressAutoHyphens w:val="true"/>
+        <w:bidi w:val="0"/>
+        <w:spacing w:lineRule="auto" w:line="286" w:before="170" w:after="0"/>
+        <w:ind w:hanging="283" w:left="340" w:right="0"/>
+        <w:jc w:val="left"/>
+        <w:rPr/>
       </w:pPr>
       <w:r>
         <w:rPr>
@@ -3298,11 +3333,13 @@
     <w:p>
       <w:pPr>
         <w:pStyle w:val="Normal"/>
-        <w:spacing w:before="1" w:after="0"/>
-        <w:ind w:hanging="5" w:left="125" w:right="-89"/>
-        <w:rPr>
-          <w:rFonts w:ascii="Open Sans" w:hAnsi="Open Sans"/>
-        </w:rPr>
+        <w:widowControl w:val="false"/>
+        <w:suppressAutoHyphens w:val="true"/>
+        <w:bidi w:val="0"/>
+        <w:spacing w:lineRule="auto" w:line="286" w:before="0" w:after="0"/>
+        <w:ind w:hanging="283" w:left="340" w:right="0"/>
+        <w:jc w:val="left"/>
+        <w:rPr/>
       </w:pPr>
       <w:r>
         <w:rPr>
@@ -3316,11 +3353,13 @@
     <w:p>
       <w:pPr>
         <w:pStyle w:val="Normal"/>
-        <w:spacing w:before="1" w:after="0"/>
-        <w:ind w:hanging="5" w:left="125" w:right="-89"/>
-        <w:rPr>
-          <w:rFonts w:ascii="Open Sans" w:hAnsi="Open Sans"/>
-        </w:rPr>
+        <w:widowControl w:val="false"/>
+        <w:suppressAutoHyphens w:val="true"/>
+        <w:bidi w:val="0"/>
+        <w:spacing w:lineRule="auto" w:line="286" w:before="170" w:after="0"/>
+        <w:ind w:hanging="283" w:left="340" w:right="0"/>
+        <w:jc w:val="left"/>
+        <w:rPr/>
       </w:pPr>
       <w:r>
         <w:rPr>
@@ -3334,11 +3373,13 @@
     <w:p>
       <w:pPr>
         <w:pStyle w:val="Normal"/>
-        <w:spacing w:before="1" w:after="0"/>
-        <w:ind w:hanging="5" w:left="125" w:right="-89"/>
-        <w:rPr>
-          <w:rFonts w:ascii="Open Sans" w:hAnsi="Open Sans"/>
-        </w:rPr>
+        <w:widowControl w:val="false"/>
+        <w:suppressAutoHyphens w:val="true"/>
+        <w:bidi w:val="0"/>
+        <w:spacing w:lineRule="auto" w:line="286" w:before="0" w:after="0"/>
+        <w:ind w:hanging="283" w:left="340" w:right="0"/>
+        <w:jc w:val="left"/>
+        <w:rPr/>
       </w:pPr>
       <w:r>
         <w:rPr>
@@ -3351,13 +3392,12 @@
     <w:p>
       <w:pPr>
         <w:pStyle w:val="Normal"/>
-        <w:spacing w:lineRule="auto" w:line="286" w:before="215" w:after="0"/>
-        <w:ind w:left="123" w:right="222"/>
-        <w:rPr>
-          <w:rFonts w:ascii="Open Sans" w:hAnsi="Open Sans" w:eastAsia="Open Sans" w:cs="Open Sans"/>
-          <w:color w:val="000000"/>
-          <w:lang w:val="de-DE"/>
-        </w:rPr>
+        <w:widowControl w:val="false"/>
+        <w:bidi w:val="0"/>
+        <w:spacing w:lineRule="auto" w:line="286" w:before="170" w:after="0"/>
+        <w:ind w:hanging="0" w:left="0" w:right="0"/>
+        <w:jc w:val="left"/>
+        <w:rPr/>
       </w:pPr>
       <w:r>
         <w:rPr>
@@ -3402,26 +3442,12 @@
     </w:p>
     <w:p>
       <w:pPr>
-        <w:pStyle w:val="normal1"/>
-        <w:spacing w:before="26" w:after="0"/>
-        <w:rPr>
-          <w:rFonts w:ascii="Open Sans" w:hAnsi="Open Sans" w:eastAsia="Open Sans" w:cs="Open Sans"/>
-          <w:color w:val="000000"/>
-          <w:lang w:val="de-DE"/>
-        </w:rPr>
-      </w:pPr>
-      <w:r>
-        <w:rPr>
-          <w:rFonts w:eastAsia="Open Sans" w:cs="Open Sans" w:ascii="Open Sans" w:hAnsi="Open Sans"/>
-          <w:color w:val="000000"/>
-          <w:lang w:val="de-DE"/>
-        </w:rPr>
-      </w:r>
-    </w:p>
-    <w:p>
-      <w:pPr>
         <w:pStyle w:val="Normal"/>
-        <w:ind w:left="123"/>
+        <w:widowControl w:val="false"/>
+        <w:bidi w:val="0"/>
+        <w:spacing w:before="170" w:after="0"/>
+        <w:ind w:hanging="0" w:left="0" w:right="0"/>
+        <w:jc w:val="left"/>
         <w:rPr>
           <w:rFonts w:ascii="Open Sans" w:hAnsi="Open Sans" w:eastAsia="Open Sans" w:cs="Open Sans"/>
           <w:color w:val="000000"/>
@@ -4981,6 +5007,249 @@
     </w:r>
   </w:p>
 </w:hdr>
+</file>
+
+<file path=word/numbering.xml><?xml version="1.0" encoding="utf-8"?>
+<w:numbering xmlns:w="http://schemas.openxmlformats.org/wordprocessingml/2006/main" xmlns:o="urn:schemas-microsoft-com:office:office" xmlns:r="http://schemas.openxmlformats.org/officeDocument/2006/relationships" xmlns:v="urn:schemas-microsoft-com:vml" xmlns:mc="http://schemas.openxmlformats.org/markup-compatibility/2006" xmlns:w14="http://schemas.microsoft.com/office/word/2010/wordml" mc:Ignorable="w14">
+  <w:abstractNum w:abstractNumId="1">
+    <w:lvl w:ilvl="0">
+      <w:start w:val="1"/>
+      <w:numFmt w:val="bullet"/>
+      <w:lvlText w:val="●"/>
+      <w:lvlJc w:val="left"/>
+      <w:pPr>
+        <w:tabs>
+          <w:tab w:val="num" w:pos="720"/>
+        </w:tabs>
+        <w:ind w:left="720" w:hanging="360"/>
+      </w:pPr>
+      <w:rPr>
+        <w:rFonts w:ascii="Arial" w:hAnsi="Arial" w:cs="Arial" w:hint="default"/>
+      </w:rPr>
+    </w:lvl>
+    <w:lvl w:ilvl="1">
+      <w:start w:val="1"/>
+      <w:numFmt w:val="decimal"/>
+      <w:lvlText w:val="%2."/>
+      <w:lvlJc w:val="left"/>
+      <w:pPr>
+        <w:tabs>
+          <w:tab w:val="num" w:pos="1080"/>
+        </w:tabs>
+        <w:ind w:left="1080" w:hanging="360"/>
+      </w:pPr>
+    </w:lvl>
+    <w:lvl w:ilvl="2">
+      <w:start w:val="1"/>
+      <w:numFmt w:val="decimal"/>
+      <w:lvlText w:val="%3."/>
+      <w:lvlJc w:val="left"/>
+      <w:pPr>
+        <w:tabs>
+          <w:tab w:val="num" w:pos="1440"/>
+        </w:tabs>
+        <w:ind w:left="1440" w:hanging="360"/>
+      </w:pPr>
+    </w:lvl>
+    <w:lvl w:ilvl="3">
+      <w:start w:val="1"/>
+      <w:numFmt w:val="decimal"/>
+      <w:lvlText w:val="%4."/>
+      <w:lvlJc w:val="left"/>
+      <w:pPr>
+        <w:tabs>
+          <w:tab w:val="num" w:pos="1800"/>
+        </w:tabs>
+        <w:ind w:left="1800" w:hanging="360"/>
+      </w:pPr>
+    </w:lvl>
+    <w:lvl w:ilvl="4">
+      <w:start w:val="1"/>
+      <w:numFmt w:val="decimal"/>
+      <w:lvlText w:val="%5."/>
+      <w:lvlJc w:val="left"/>
+      <w:pPr>
+        <w:tabs>
+          <w:tab w:val="num" w:pos="2160"/>
+        </w:tabs>
+        <w:ind w:left="2160" w:hanging="360"/>
+      </w:pPr>
+    </w:lvl>
+    <w:lvl w:ilvl="5">
+      <w:start w:val="1"/>
+      <w:numFmt w:val="decimal"/>
+      <w:lvlText w:val="%6."/>
+      <w:lvlJc w:val="left"/>
+      <w:pPr>
+        <w:tabs>
+          <w:tab w:val="num" w:pos="2520"/>
+        </w:tabs>
+        <w:ind w:left="2520" w:hanging="360"/>
+      </w:pPr>
+    </w:lvl>
+    <w:lvl w:ilvl="6">
+      <w:start w:val="1"/>
+      <w:numFmt w:val="decimal"/>
+      <w:lvlText w:val="%7."/>
+      <w:lvlJc w:val="left"/>
+      <w:pPr>
+        <w:tabs>
+          <w:tab w:val="num" w:pos="2880"/>
+        </w:tabs>
+        <w:ind w:left="2880" w:hanging="360"/>
+      </w:pPr>
+    </w:lvl>
+    <w:lvl w:ilvl="7">
+      <w:start w:val="1"/>
+      <w:numFmt w:val="decimal"/>
+      <w:lvlText w:val="%8."/>
+      <w:lvlJc w:val="left"/>
+      <w:pPr>
+        <w:tabs>
+          <w:tab w:val="num" w:pos="3240"/>
+        </w:tabs>
+        <w:ind w:left="3240" w:hanging="360"/>
+      </w:pPr>
+    </w:lvl>
+    <w:lvl w:ilvl="8">
+      <w:start w:val="1"/>
+      <w:numFmt w:val="decimal"/>
+      <w:lvlText w:val="%9."/>
+      <w:lvlJc w:val="left"/>
+      <w:pPr>
+        <w:tabs>
+          <w:tab w:val="num" w:pos="3600"/>
+        </w:tabs>
+        <w:ind w:left="3600" w:hanging="360"/>
+      </w:pPr>
+    </w:lvl>
+  </w:abstractNum>
+  <w:abstractNum w:abstractNumId="2">
+    <w:lvl w:ilvl="0">
+      <w:start w:val="1"/>
+      <w:numFmt w:val="none"/>
+      <w:suff w:val="nothing"/>
+      <w:lvlText w:val=""/>
+      <w:lvlJc w:val="left"/>
+      <w:pPr>
+        <w:tabs>
+          <w:tab w:val="num" w:pos="0"/>
+        </w:tabs>
+        <w:ind w:left="0" w:hanging="0"/>
+      </w:pPr>
+    </w:lvl>
+    <w:lvl w:ilvl="1">
+      <w:start w:val="1"/>
+      <w:numFmt w:val="none"/>
+      <w:suff w:val="nothing"/>
+      <w:lvlText w:val=""/>
+      <w:lvlJc w:val="left"/>
+      <w:pPr>
+        <w:tabs>
+          <w:tab w:val="num" w:pos="0"/>
+        </w:tabs>
+        <w:ind w:left="0" w:hanging="0"/>
+      </w:pPr>
+    </w:lvl>
+    <w:lvl w:ilvl="2">
+      <w:start w:val="1"/>
+      <w:numFmt w:val="none"/>
+      <w:suff w:val="nothing"/>
+      <w:lvlText w:val=""/>
+      <w:lvlJc w:val="left"/>
+      <w:pPr>
+        <w:tabs>
+          <w:tab w:val="num" w:pos="0"/>
+        </w:tabs>
+        <w:ind w:left="0" w:hanging="0"/>
+      </w:pPr>
+    </w:lvl>
+    <w:lvl w:ilvl="3">
+      <w:start w:val="1"/>
+      <w:numFmt w:val="none"/>
+      <w:suff w:val="nothing"/>
+      <w:lvlText w:val=""/>
+      <w:lvlJc w:val="left"/>
+      <w:pPr>
+        <w:tabs>
+          <w:tab w:val="num" w:pos="0"/>
+        </w:tabs>
+        <w:ind w:left="0" w:hanging="0"/>
+      </w:pPr>
+    </w:lvl>
+    <w:lvl w:ilvl="4">
+      <w:start w:val="1"/>
+      <w:numFmt w:val="none"/>
+      <w:suff w:val="nothing"/>
+      <w:lvlText w:val=""/>
+      <w:lvlJc w:val="left"/>
+      <w:pPr>
+        <w:tabs>
+          <w:tab w:val="num" w:pos="0"/>
+        </w:tabs>
+        <w:ind w:left="0" w:hanging="0"/>
+      </w:pPr>
+    </w:lvl>
+    <w:lvl w:ilvl="5">
+      <w:start w:val="1"/>
+      <w:numFmt w:val="none"/>
+      <w:suff w:val="nothing"/>
+      <w:lvlText w:val=""/>
+      <w:lvlJc w:val="left"/>
+      <w:pPr>
+        <w:tabs>
+          <w:tab w:val="num" w:pos="0"/>
+        </w:tabs>
+        <w:ind w:left="0" w:hanging="0"/>
+      </w:pPr>
+    </w:lvl>
+    <w:lvl w:ilvl="6">
+      <w:start w:val="1"/>
+      <w:numFmt w:val="none"/>
+      <w:suff w:val="nothing"/>
+      <w:lvlText w:val=""/>
+      <w:lvlJc w:val="left"/>
+      <w:pPr>
+        <w:tabs>
+          <w:tab w:val="num" w:pos="0"/>
+        </w:tabs>
+        <w:ind w:left="0" w:hanging="0"/>
+      </w:pPr>
+    </w:lvl>
+    <w:lvl w:ilvl="7">
+      <w:start w:val="1"/>
+      <w:numFmt w:val="none"/>
+      <w:suff w:val="nothing"/>
+      <w:lvlText w:val=""/>
+      <w:lvlJc w:val="left"/>
+      <w:pPr>
+        <w:tabs>
+          <w:tab w:val="num" w:pos="0"/>
+        </w:tabs>
+        <w:ind w:left="0" w:hanging="0"/>
+      </w:pPr>
+    </w:lvl>
+    <w:lvl w:ilvl="8">
+      <w:start w:val="1"/>
+      <w:numFmt w:val="none"/>
+      <w:suff w:val="nothing"/>
+      <w:lvlText w:val=""/>
+      <w:lvlJc w:val="left"/>
+      <w:pPr>
+        <w:tabs>
+          <w:tab w:val="num" w:pos="0"/>
+        </w:tabs>
+        <w:ind w:left="0" w:hanging="0"/>
+      </w:pPr>
+    </w:lvl>
+  </w:abstractNum>
+  <w:num w:numId="1">
+    <w:abstractNumId w:val="1"/>
+  </w:num>
+  <w:num w:numId="2">
+    <w:abstractNumId w:val="2"/>
+  </w:num>
+</w:numbering>
 </file>
 
 <file path=word/styles.xml><?xml version="1.0" encoding="utf-8"?>
@@ -5612,6 +5881,13 @@
       <w:sz w:val="21"/>
     </w:rPr>
   </w:style>
+  <w:style w:type="character" w:styleId="Bullets">
+    <w:name w:val="Bullets"/>
+    <w:qFormat/>
+    <w:rPr>
+      <w:rFonts w:ascii="OpenSymbol" w:hAnsi="OpenSymbol" w:eastAsia="OpenSymbol" w:cs="OpenSymbol"/>
+    </w:rPr>
+  </w:style>
   <w:style w:type="paragraph" w:styleId="Heading" w:customStyle="1">
     <w:name w:val="Heading"/>
     <w:basedOn w:val="Normal"/>
@@ -5741,15 +6017,15 @@
     <w:pPr/>
     <w:rPr/>
   </w:style>
-  <w:style w:type="paragraph" w:styleId="FrameContentsuser">
-    <w:name w:val="Frame Contents (user)"/>
+  <w:style w:type="paragraph" w:styleId="FrameContents">
+    <w:name w:val="Frame Contents"/>
     <w:basedOn w:val="Normal"/>
     <w:qFormat/>
     <w:pPr/>
     <w:rPr/>
   </w:style>
-  <w:style w:type="paragraph" w:styleId="FrameContents">
-    <w:name w:val="Frame Contents"/>
+  <w:style w:type="paragraph" w:styleId="FrameContentsuser">
+    <w:name w:val="Frame Contents (user)"/>
     <w:basedOn w:val="Normal"/>
     <w:qFormat/>
     <w:pPr/>

--- a/src/templates/Angebot-BWT.docx
+++ b/src/templates/Angebot-BWT.docx
@@ -24,7 +24,7 @@
         <mc:AlternateContent>
           <mc:Choice Requires="wps">
             <w:drawing>
-              <wp:anchor behindDoc="0" distT="72390" distB="72390" distL="71120" distR="72390" simplePos="0" locked="0" layoutInCell="0" allowOverlap="1" relativeHeight="5">
+              <wp:anchor behindDoc="0" distT="72390" distB="72390" distL="69215" distR="72390" simplePos="0" locked="0" layoutInCell="0" allowOverlap="1" relativeHeight="5">
                 <wp:simplePos x="0" y="0"/>
                 <wp:positionH relativeFrom="page">
                   <wp:posOffset>720090</wp:posOffset>
@@ -130,8 +130,8 @@
                               <w:tblLook w:val="04a0" w:noVBand="1" w:noHBand="0" w:lastColumn="0" w:firstColumn="1" w:lastRow="0" w:firstRow="1"/>
                             </w:tblPr>
                             <w:tblGrid>
-                              <w:gridCol w:w="4797"/>
-                              <w:gridCol w:w="2403"/>
+                              <w:gridCol w:w="4795"/>
+                              <w:gridCol w:w="2405"/>
                               <w:gridCol w:w="2835"/>
                             </w:tblGrid>
                             <w:tr>
@@ -140,7 +140,7 @@
                               </w:trPr>
                               <w:tc>
                                 <w:tcPr>
-                                  <w:tcW w:w="4797" w:type="dxa"/>
+                                  <w:tcW w:w="4795" w:type="dxa"/>
                                   <w:tcBorders>
                                     <w:top w:val="single" w:sz="8" w:space="0" w:color="FFFFFF"/>
                                     <w:left w:val="single" w:sz="8" w:space="0" w:color="FFFFFF"/>
@@ -244,7 +244,7 @@
                               </w:tc>
                               <w:tc>
                                 <w:tcPr>
-                                  <w:tcW w:w="2403" w:type="dxa"/>
+                                  <w:tcW w:w="2405" w:type="dxa"/>
                                   <w:tcBorders>
                                     <w:top w:val="single" w:sz="8" w:space="0" w:color="FFFFFF"/>
                                     <w:left w:val="single" w:sz="8" w:space="0" w:color="FFFFFF"/>
@@ -725,8 +725,8 @@
                         <w:tblLook w:val="04a0" w:noVBand="1" w:noHBand="0" w:lastColumn="0" w:firstColumn="1" w:lastRow="0" w:firstRow="1"/>
                       </w:tblPr>
                       <w:tblGrid>
-                        <w:gridCol w:w="4797"/>
-                        <w:gridCol w:w="2403"/>
+                        <w:gridCol w:w="4795"/>
+                        <w:gridCol w:w="2405"/>
                         <w:gridCol w:w="2835"/>
                       </w:tblGrid>
                       <w:tr>
@@ -735,7 +735,7 @@
                         </w:trPr>
                         <w:tc>
                           <w:tcPr>
-                            <w:tcW w:w="4797" w:type="dxa"/>
+                            <w:tcW w:w="4795" w:type="dxa"/>
                             <w:tcBorders>
                               <w:top w:val="single" w:sz="8" w:space="0" w:color="FFFFFF"/>
                               <w:left w:val="single" w:sz="8" w:space="0" w:color="FFFFFF"/>
@@ -839,7 +839,7 @@
                         </w:tc>
                         <w:tc>
                           <w:tcPr>
-                            <w:tcW w:w="2403" w:type="dxa"/>
+                            <w:tcW w:w="2405" w:type="dxa"/>
                             <w:tcBorders>
                               <w:top w:val="single" w:sz="8" w:space="0" w:color="FFFFFF"/>
                               <w:left w:val="single" w:sz="8" w:space="0" w:color="FFFFFF"/>
@@ -3219,7 +3219,7 @@
           <w:color w:val="030303"/>
           <w:lang w:val="de-DE"/>
         </w:rPr>
-        <w:t>Der Auftrag kommt erst mit schriftlicher Bewilligung des Zuschusses durch die Pflegekasse zustande. Wird der Zuschuss abgelehnt, können Sie – wenn gewünscht – den Auftrag auch auf eigene Kosten erteilen. Es gilt dann der angebotene Preis.{/IsKassenkunde}{#VermieterZustimmungHinweis}</w:t>
+        <w:t>Sollte die Pflegekasse den Zuschuss endgültig ablehnen – auch trotz eingereichtem Widerspruch – wird der Auftrag nichtig. Sie können aber – wenn gewünscht – den Auftrag auch auf eigene Kosten erteilen. Es gilt dann der angebotene Preis.{/IsKassenkunde}{#VermieterZustimmungHinweis}</w:t>
       </w:r>
     </w:p>
     <w:p>
@@ -3247,7 +3247,7 @@
           <w:color w:val="030303"/>
           <w:lang w:val="de-DE"/>
         </w:rPr>
-        <w:t>Der Auftrag kommt erst mit schriftlicher Zustimmung des Vermieters zustande.{/VermieterZustimmungHinweis}</w:t>
+        <w:t>Dieser Auftrag setzt die schriftliche Zustimmung Ihres Vermieters voraus.{#IsKassenkunde} Bitte senden Sie uns diese spätestens mit der Zuschussbestätigung Ihrer Pflegekasse zu. {/IsKassenkunde}{/VermieterZustimmungHinweis}</w:t>
       </w:r>
     </w:p>
     <w:p>
@@ -5038,6 +5038,7 @@
         </w:tabs>
         <w:ind w:left="1080" w:hanging="360"/>
       </w:pPr>
+      <w:rPr/>
     </w:lvl>
     <w:lvl w:ilvl="2">
       <w:start w:val="1"/>
@@ -5050,6 +5051,7 @@
         </w:tabs>
         <w:ind w:left="1440" w:hanging="360"/>
       </w:pPr>
+      <w:rPr/>
     </w:lvl>
     <w:lvl w:ilvl="3">
       <w:start w:val="1"/>
@@ -5062,6 +5064,7 @@
         </w:tabs>
         <w:ind w:left="1800" w:hanging="360"/>
       </w:pPr>
+      <w:rPr/>
     </w:lvl>
     <w:lvl w:ilvl="4">
       <w:start w:val="1"/>
@@ -5074,6 +5077,7 @@
         </w:tabs>
         <w:ind w:left="2160" w:hanging="360"/>
       </w:pPr>
+      <w:rPr/>
     </w:lvl>
     <w:lvl w:ilvl="5">
       <w:start w:val="1"/>
@@ -5086,6 +5090,7 @@
         </w:tabs>
         <w:ind w:left="2520" w:hanging="360"/>
       </w:pPr>
+      <w:rPr/>
     </w:lvl>
     <w:lvl w:ilvl="6">
       <w:start w:val="1"/>
@@ -5098,6 +5103,7 @@
         </w:tabs>
         <w:ind w:left="2880" w:hanging="360"/>
       </w:pPr>
+      <w:rPr/>
     </w:lvl>
     <w:lvl w:ilvl="7">
       <w:start w:val="1"/>
@@ -5110,6 +5116,7 @@
         </w:tabs>
         <w:ind w:left="3240" w:hanging="360"/>
       </w:pPr>
+      <w:rPr/>
     </w:lvl>
     <w:lvl w:ilvl="8">
       <w:start w:val="1"/>
@@ -5122,6 +5129,7 @@
         </w:tabs>
         <w:ind w:left="3600" w:hanging="360"/>
       </w:pPr>
+      <w:rPr/>
     </w:lvl>
   </w:abstractNum>
   <w:abstractNum w:abstractNumId="2">
